--- a/Project-13 ---/doc/results_breast_cancer.docx
+++ b/Project-13 ---/doc/results_breast_cancer.docx
@@ -8139,7 +8139,21 @@
           <w:szCs w:val="22"/>
         </w:rPr>
         <w:lastRenderedPageBreak/>
-        <w:t>Table 4: Association between socio-demographic/clinical factors and delay in seeking medical care (n = 206)</w:t>
+        <w:t xml:space="preserve">Table 4: Association between socio-demographic/clinical factors and delay in seeking medical care (n = </w:t>
+      </w:r>
+      <w:r>
+        <w:rPr>
+          <w:sz w:val="22"/>
+          <w:szCs w:val="22"/>
+        </w:rPr>
+        <w:t>178</w:t>
+      </w:r>
+      <w:r>
+        <w:rPr>
+          <w:sz w:val="22"/>
+          <w:szCs w:val="22"/>
+        </w:rPr>
+        <w:t>)</w:t>
       </w:r>
     </w:p>
     <w:tbl>
@@ -8249,7 +8263,17 @@
                 <w:sz w:val="20"/>
                 <w:szCs w:val="20"/>
               </w:rPr>
-              <w:t>Delay n (%)</w:t>
+              <w:t xml:space="preserve">No </w:t>
+            </w:r>
+            <w:r>
+              <w:rPr>
+                <w:rFonts w:ascii="Arial" w:eastAsia="Arial" w:hAnsi="Arial" w:cs="Arial"/>
+                <w:b/>
+                <w:color w:val="000000"/>
+                <w:sz w:val="20"/>
+                <w:szCs w:val="20"/>
+              </w:rPr>
+              <w:t>Delay</w:t>
             </w:r>
             <w:r>
               <w:rPr>
@@ -8306,7 +8330,17 @@
                 <w:sz w:val="20"/>
                 <w:szCs w:val="20"/>
               </w:rPr>
-              <w:t>No delay n (%)</w:t>
+              <w:t>D</w:t>
+            </w:r>
+            <w:r>
+              <w:rPr>
+                <w:rFonts w:ascii="Arial" w:eastAsia="Arial" w:hAnsi="Arial" w:cs="Arial"/>
+                <w:b/>
+                <w:color w:val="000000"/>
+                <w:sz w:val="20"/>
+                <w:szCs w:val="20"/>
+              </w:rPr>
+              <w:t>elay</w:t>
             </w:r>
             <w:r>
               <w:rPr>
@@ -8458,8 +8492,8 @@
               <w:rPr>
                 <w:rFonts w:ascii="Arial" w:eastAsia="Arial" w:hAnsi="Arial" w:cs="Arial"/>
                 <w:color w:val="000000"/>
-                <w:sz w:val="20"/>
-                <w:szCs w:val="20"/>
+                <w:sz w:val="18"/>
+                <w:szCs w:val="18"/>
               </w:rPr>
             </w:pPr>
           </w:p>
@@ -8494,8 +8528,8 @@
               <w:rPr>
                 <w:rFonts w:ascii="Arial" w:eastAsia="Arial" w:hAnsi="Arial" w:cs="Arial"/>
                 <w:color w:val="000000"/>
-                <w:sz w:val="20"/>
-                <w:szCs w:val="20"/>
+                <w:sz w:val="18"/>
+                <w:szCs w:val="18"/>
               </w:rPr>
             </w:pPr>
           </w:p>
@@ -8530,18 +8564,18 @@
               <w:rPr>
                 <w:rFonts w:ascii="Arial" w:eastAsia="Arial" w:hAnsi="Arial" w:cs="Arial"/>
                 <w:color w:val="000000"/>
-                <w:sz w:val="20"/>
-                <w:szCs w:val="20"/>
-              </w:rPr>
-            </w:pPr>
-            <w:r>
-              <w:rPr>
-                <w:rFonts w:ascii="Arial" w:eastAsia="Arial" w:hAnsi="Arial" w:cs="Arial"/>
-                <w:color w:val="000000"/>
-                <w:sz w:val="20"/>
-                <w:szCs w:val="20"/>
-              </w:rPr>
-              <w:t>&gt;0.999</w:t>
+                <w:sz w:val="18"/>
+                <w:szCs w:val="18"/>
+              </w:rPr>
+            </w:pPr>
+            <w:r>
+              <w:rPr>
+                <w:rFonts w:ascii="Arial" w:eastAsia="Arial" w:hAnsi="Arial" w:cs="Arial"/>
+                <w:color w:val="000000"/>
+                <w:sz w:val="18"/>
+                <w:szCs w:val="18"/>
+              </w:rPr>
+              <w:t>0.888</w:t>
             </w:r>
           </w:p>
         </w:tc>
@@ -8624,18 +8658,18 @@
               <w:rPr>
                 <w:rFonts w:ascii="Arial" w:eastAsia="Arial" w:hAnsi="Arial" w:cs="Arial"/>
                 <w:color w:val="000000"/>
-                <w:sz w:val="20"/>
-                <w:szCs w:val="20"/>
-              </w:rPr>
-            </w:pPr>
-            <w:r>
-              <w:rPr>
-                <w:rFonts w:ascii="Arial" w:eastAsia="Arial" w:hAnsi="Arial" w:cs="Arial"/>
-                <w:color w:val="000000"/>
-                <w:sz w:val="20"/>
-                <w:szCs w:val="20"/>
-              </w:rPr>
-              <w:t>19 (23%)</w:t>
+                <w:sz w:val="18"/>
+                <w:szCs w:val="18"/>
+              </w:rPr>
+            </w:pPr>
+            <w:r>
+              <w:rPr>
+                <w:rFonts w:ascii="Arial" w:eastAsia="Arial" w:hAnsi="Arial" w:cs="Arial"/>
+                <w:color w:val="000000"/>
+                <w:sz w:val="18"/>
+                <w:szCs w:val="18"/>
+              </w:rPr>
+              <w:t>17 (24%)</w:t>
             </w:r>
           </w:p>
         </w:tc>
@@ -8669,18 +8703,18 @@
               <w:rPr>
                 <w:rFonts w:ascii="Arial" w:eastAsia="Arial" w:hAnsi="Arial" w:cs="Arial"/>
                 <w:color w:val="000000"/>
-                <w:sz w:val="20"/>
-                <w:szCs w:val="20"/>
-              </w:rPr>
-            </w:pPr>
-            <w:r>
-              <w:rPr>
-                <w:rFonts w:ascii="Arial" w:eastAsia="Arial" w:hAnsi="Arial" w:cs="Arial"/>
-                <w:color w:val="000000"/>
-                <w:sz w:val="20"/>
-                <w:szCs w:val="20"/>
-              </w:rPr>
-              <w:t>28 (23%)</w:t>
+                <w:sz w:val="18"/>
+                <w:szCs w:val="18"/>
+              </w:rPr>
+            </w:pPr>
+            <w:r>
+              <w:rPr>
+                <w:rFonts w:ascii="Arial" w:eastAsia="Arial" w:hAnsi="Arial" w:cs="Arial"/>
+                <w:color w:val="000000"/>
+                <w:sz w:val="18"/>
+                <w:szCs w:val="18"/>
+              </w:rPr>
+              <w:t>27 (26%)</w:t>
             </w:r>
           </w:p>
         </w:tc>
@@ -8714,8 +8748,8 @@
               <w:rPr>
                 <w:rFonts w:ascii="Arial" w:eastAsia="Arial" w:hAnsi="Arial" w:cs="Arial"/>
                 <w:color w:val="000000"/>
-                <w:sz w:val="20"/>
-                <w:szCs w:val="20"/>
+                <w:sz w:val="18"/>
+                <w:szCs w:val="18"/>
               </w:rPr>
             </w:pPr>
           </w:p>
@@ -8799,18 +8833,18 @@
               <w:rPr>
                 <w:rFonts w:ascii="Arial" w:eastAsia="Arial" w:hAnsi="Arial" w:cs="Arial"/>
                 <w:color w:val="000000"/>
-                <w:sz w:val="20"/>
-                <w:szCs w:val="20"/>
-              </w:rPr>
-            </w:pPr>
-            <w:r>
-              <w:rPr>
-                <w:rFonts w:ascii="Arial" w:eastAsia="Arial" w:hAnsi="Arial" w:cs="Arial"/>
-                <w:color w:val="000000"/>
-                <w:sz w:val="20"/>
-                <w:szCs w:val="20"/>
-              </w:rPr>
-              <w:t>63 (77%)</w:t>
+                <w:sz w:val="18"/>
+                <w:szCs w:val="18"/>
+              </w:rPr>
+            </w:pPr>
+            <w:r>
+              <w:rPr>
+                <w:rFonts w:ascii="Arial" w:eastAsia="Arial" w:hAnsi="Arial" w:cs="Arial"/>
+                <w:color w:val="000000"/>
+                <w:sz w:val="18"/>
+                <w:szCs w:val="18"/>
+              </w:rPr>
+              <w:t>55 (76%)</w:t>
             </w:r>
           </w:p>
         </w:tc>
@@ -8844,18 +8878,18 @@
               <w:rPr>
                 <w:rFonts w:ascii="Arial" w:eastAsia="Arial" w:hAnsi="Arial" w:cs="Arial"/>
                 <w:color w:val="000000"/>
-                <w:sz w:val="20"/>
-                <w:szCs w:val="20"/>
-              </w:rPr>
-            </w:pPr>
-            <w:r>
-              <w:rPr>
-                <w:rFonts w:ascii="Arial" w:eastAsia="Arial" w:hAnsi="Arial" w:cs="Arial"/>
-                <w:color w:val="000000"/>
-                <w:sz w:val="20"/>
-                <w:szCs w:val="20"/>
-              </w:rPr>
-              <w:t>95 (77%)</w:t>
+                <w:sz w:val="18"/>
+                <w:szCs w:val="18"/>
+              </w:rPr>
+            </w:pPr>
+            <w:r>
+              <w:rPr>
+                <w:rFonts w:ascii="Arial" w:eastAsia="Arial" w:hAnsi="Arial" w:cs="Arial"/>
+                <w:color w:val="000000"/>
+                <w:sz w:val="18"/>
+                <w:szCs w:val="18"/>
+              </w:rPr>
+              <w:t>78 (74%)</w:t>
             </w:r>
           </w:p>
         </w:tc>
@@ -8889,8 +8923,8 @@
               <w:rPr>
                 <w:rFonts w:ascii="Arial" w:eastAsia="Arial" w:hAnsi="Arial" w:cs="Arial"/>
                 <w:color w:val="000000"/>
-                <w:sz w:val="20"/>
-                <w:szCs w:val="20"/>
+                <w:sz w:val="18"/>
+                <w:szCs w:val="18"/>
               </w:rPr>
             </w:pPr>
           </w:p>
@@ -8970,8 +9004,8 @@
               <w:rPr>
                 <w:rFonts w:ascii="Arial" w:eastAsia="Arial" w:hAnsi="Arial" w:cs="Arial"/>
                 <w:color w:val="000000"/>
-                <w:sz w:val="20"/>
-                <w:szCs w:val="20"/>
+                <w:sz w:val="18"/>
+                <w:szCs w:val="18"/>
               </w:rPr>
             </w:pPr>
           </w:p>
@@ -9003,8 +9037,8 @@
               <w:rPr>
                 <w:rFonts w:ascii="Arial" w:eastAsia="Arial" w:hAnsi="Arial" w:cs="Arial"/>
                 <w:color w:val="000000"/>
-                <w:sz w:val="20"/>
-                <w:szCs w:val="20"/>
+                <w:sz w:val="18"/>
+                <w:szCs w:val="18"/>
               </w:rPr>
             </w:pPr>
           </w:p>
@@ -9036,18 +9070,18 @@
               <w:rPr>
                 <w:rFonts w:ascii="Arial" w:eastAsia="Arial" w:hAnsi="Arial" w:cs="Arial"/>
                 <w:color w:val="000000"/>
-                <w:sz w:val="20"/>
-                <w:szCs w:val="20"/>
-              </w:rPr>
-            </w:pPr>
-            <w:r>
-              <w:rPr>
-                <w:rFonts w:ascii="Arial" w:eastAsia="Arial" w:hAnsi="Arial" w:cs="Arial"/>
-                <w:color w:val="000000"/>
-                <w:sz w:val="20"/>
-                <w:szCs w:val="20"/>
-              </w:rPr>
-              <w:t>0.522</w:t>
+                <w:sz w:val="18"/>
+                <w:szCs w:val="18"/>
+              </w:rPr>
+            </w:pPr>
+            <w:r>
+              <w:rPr>
+                <w:rFonts w:ascii="Arial" w:eastAsia="Arial" w:hAnsi="Arial" w:cs="Arial"/>
+                <w:color w:val="000000"/>
+                <w:sz w:val="18"/>
+                <w:szCs w:val="18"/>
+              </w:rPr>
+              <w:t>0.555</w:t>
             </w:r>
           </w:p>
         </w:tc>
@@ -9118,18 +9152,18 @@
               <w:rPr>
                 <w:rFonts w:ascii="Arial" w:eastAsia="Arial" w:hAnsi="Arial" w:cs="Arial"/>
                 <w:color w:val="000000"/>
-                <w:sz w:val="20"/>
-                <w:szCs w:val="20"/>
-              </w:rPr>
-            </w:pPr>
-            <w:r>
-              <w:rPr>
-                <w:rFonts w:ascii="Arial" w:eastAsia="Arial" w:hAnsi="Arial" w:cs="Arial"/>
-                <w:color w:val="000000"/>
-                <w:sz w:val="20"/>
-                <w:szCs w:val="20"/>
-              </w:rPr>
-              <w:t>39 (47%)</w:t>
+                <w:sz w:val="18"/>
+                <w:szCs w:val="18"/>
+              </w:rPr>
+            </w:pPr>
+            <w:r>
+              <w:rPr>
+                <w:rFonts w:ascii="Arial" w:eastAsia="Arial" w:hAnsi="Arial" w:cs="Arial"/>
+                <w:color w:val="000000"/>
+                <w:sz w:val="18"/>
+                <w:szCs w:val="18"/>
+              </w:rPr>
+              <w:t>34 (47%)</w:t>
             </w:r>
           </w:p>
         </w:tc>
@@ -9157,18 +9191,18 @@
               <w:rPr>
                 <w:rFonts w:ascii="Arial" w:eastAsia="Arial" w:hAnsi="Arial" w:cs="Arial"/>
                 <w:color w:val="000000"/>
-                <w:sz w:val="20"/>
-                <w:szCs w:val="20"/>
-              </w:rPr>
-            </w:pPr>
-            <w:r>
-              <w:rPr>
-                <w:rFonts w:ascii="Arial" w:eastAsia="Arial" w:hAnsi="Arial" w:cs="Arial"/>
-                <w:color w:val="000000"/>
-                <w:sz w:val="20"/>
-                <w:szCs w:val="20"/>
-              </w:rPr>
-              <w:t>51 (41%)</w:t>
+                <w:sz w:val="18"/>
+                <w:szCs w:val="18"/>
+              </w:rPr>
+            </w:pPr>
+            <w:r>
+              <w:rPr>
+                <w:rFonts w:ascii="Arial" w:eastAsia="Arial" w:hAnsi="Arial" w:cs="Arial"/>
+                <w:color w:val="000000"/>
+                <w:sz w:val="18"/>
+                <w:szCs w:val="18"/>
+              </w:rPr>
+              <w:t>43 (41%)</w:t>
             </w:r>
           </w:p>
         </w:tc>
@@ -9196,8 +9230,8 @@
               <w:rPr>
                 <w:rFonts w:ascii="Arial" w:eastAsia="Arial" w:hAnsi="Arial" w:cs="Arial"/>
                 <w:color w:val="000000"/>
-                <w:sz w:val="20"/>
-                <w:szCs w:val="20"/>
+                <w:sz w:val="18"/>
+                <w:szCs w:val="18"/>
               </w:rPr>
             </w:pPr>
           </w:p>
@@ -9275,18 +9309,18 @@
               <w:rPr>
                 <w:rFonts w:ascii="Arial" w:eastAsia="Arial" w:hAnsi="Arial" w:cs="Arial"/>
                 <w:color w:val="000000"/>
-                <w:sz w:val="20"/>
-                <w:szCs w:val="20"/>
-              </w:rPr>
-            </w:pPr>
-            <w:r>
-              <w:rPr>
-                <w:rFonts w:ascii="Arial" w:eastAsia="Arial" w:hAnsi="Arial" w:cs="Arial"/>
-                <w:color w:val="000000"/>
-                <w:sz w:val="20"/>
-                <w:szCs w:val="20"/>
-              </w:rPr>
-              <w:t>44 (53%)</w:t>
+                <w:sz w:val="18"/>
+                <w:szCs w:val="18"/>
+              </w:rPr>
+            </w:pPr>
+            <w:r>
+              <w:rPr>
+                <w:rFonts w:ascii="Arial" w:eastAsia="Arial" w:hAnsi="Arial" w:cs="Arial"/>
+                <w:color w:val="000000"/>
+                <w:sz w:val="18"/>
+                <w:szCs w:val="18"/>
+              </w:rPr>
+              <w:t>39 (53%)</w:t>
             </w:r>
           </w:p>
         </w:tc>
@@ -9317,18 +9351,18 @@
               <w:rPr>
                 <w:rFonts w:ascii="Arial" w:eastAsia="Arial" w:hAnsi="Arial" w:cs="Arial"/>
                 <w:color w:val="000000"/>
-                <w:sz w:val="20"/>
-                <w:szCs w:val="20"/>
-              </w:rPr>
-            </w:pPr>
-            <w:r>
-              <w:rPr>
-                <w:rFonts w:ascii="Arial" w:eastAsia="Arial" w:hAnsi="Arial" w:cs="Arial"/>
-                <w:color w:val="000000"/>
-                <w:sz w:val="20"/>
-                <w:szCs w:val="20"/>
-              </w:rPr>
-              <w:t>72 (59%)</w:t>
+                <w:sz w:val="18"/>
+                <w:szCs w:val="18"/>
+              </w:rPr>
+            </w:pPr>
+            <w:r>
+              <w:rPr>
+                <w:rFonts w:ascii="Arial" w:eastAsia="Arial" w:hAnsi="Arial" w:cs="Arial"/>
+                <w:color w:val="000000"/>
+                <w:sz w:val="18"/>
+                <w:szCs w:val="18"/>
+              </w:rPr>
+              <w:t>62 (59%)</w:t>
             </w:r>
           </w:p>
         </w:tc>
@@ -9359,10 +9393,179 @@
               <w:rPr>
                 <w:rFonts w:ascii="Arial" w:eastAsia="Arial" w:hAnsi="Arial" w:cs="Arial"/>
                 <w:color w:val="000000"/>
-                <w:sz w:val="20"/>
-                <w:szCs w:val="20"/>
-              </w:rPr>
-            </w:pPr>
+                <w:sz w:val="18"/>
+                <w:szCs w:val="18"/>
+              </w:rPr>
+            </w:pPr>
+          </w:p>
+        </w:tc>
+      </w:tr>
+      <w:tr>
+        <w:trPr>
+          <w:trHeight w:val="70"/>
+          <w:jc w:val="center"/>
+        </w:trPr>
+        <w:tc>
+          <w:tcPr>
+            <w:tcW w:w="3345" w:type="dxa"/>
+            <w:tcBorders>
+              <w:top w:val="single" w:sz="4" w:space="0" w:color="auto"/>
+              <w:left w:val="none" w:sz="0" w:space="0" w:color="000000"/>
+              <w:bottom w:val="none" w:sz="0" w:space="0" w:color="000000"/>
+              <w:right w:val="none" w:sz="0" w:space="0" w:color="000000"/>
+            </w:tcBorders>
+            <w:shd w:val="clear" w:color="auto" w:fill="FFFFFF"/>
+            <w:tcMar>
+              <w:top w:w="0" w:type="dxa"/>
+              <w:left w:w="0" w:type="dxa"/>
+              <w:bottom w:w="0" w:type="dxa"/>
+              <w:right w:w="0" w:type="dxa"/>
+            </w:tcMar>
+          </w:tcPr>
+          <w:p>
+            <w:pPr>
+              <w:pBdr>
+                <w:top w:val="none" w:sz="0" w:space="0" w:color="000000"/>
+                <w:left w:val="none" w:sz="0" w:space="0" w:color="000000"/>
+                <w:bottom w:val="none" w:sz="0" w:space="0" w:color="000000"/>
+                <w:right w:val="none" w:sz="0" w:space="0" w:color="000000"/>
+              </w:pBdr>
+              <w:ind w:left="100" w:right="100"/>
+              <w:rPr>
+                <w:rFonts w:ascii="Arial" w:eastAsia="Arial" w:hAnsi="Arial" w:cs="Arial"/>
+                <w:b/>
+                <w:color w:val="000000"/>
+                <w:sz w:val="20"/>
+                <w:szCs w:val="20"/>
+              </w:rPr>
+            </w:pPr>
+            <w:r>
+              <w:rPr>
+                <w:rFonts w:ascii="Arial" w:eastAsia="Arial" w:hAnsi="Arial" w:cs="Arial"/>
+                <w:b/>
+                <w:color w:val="000000"/>
+                <w:sz w:val="20"/>
+                <w:szCs w:val="20"/>
+              </w:rPr>
+              <w:t>Monthly income (BDT)</w:t>
+            </w:r>
+          </w:p>
+        </w:tc>
+        <w:tc>
+          <w:tcPr>
+            <w:tcW w:w="1596" w:type="dxa"/>
+            <w:tcBorders>
+              <w:top w:val="single" w:sz="4" w:space="0" w:color="auto"/>
+              <w:left w:val="none" w:sz="0" w:space="0" w:color="000000"/>
+              <w:bottom w:val="none" w:sz="0" w:space="0" w:color="000000"/>
+              <w:right w:val="none" w:sz="0" w:space="0" w:color="000000"/>
+            </w:tcBorders>
+            <w:shd w:val="clear" w:color="auto" w:fill="FFFFFF"/>
+            <w:tcMar>
+              <w:top w:w="0" w:type="dxa"/>
+              <w:left w:w="0" w:type="dxa"/>
+              <w:bottom w:w="0" w:type="dxa"/>
+              <w:right w:w="0" w:type="dxa"/>
+            </w:tcMar>
+          </w:tcPr>
+          <w:p>
+            <w:pPr>
+              <w:pBdr>
+                <w:top w:val="none" w:sz="0" w:space="0" w:color="000000"/>
+                <w:left w:val="none" w:sz="0" w:space="0" w:color="000000"/>
+                <w:bottom w:val="none" w:sz="0" w:space="0" w:color="000000"/>
+                <w:right w:val="none" w:sz="0" w:space="0" w:color="000000"/>
+              </w:pBdr>
+              <w:ind w:left="100" w:right="100"/>
+              <w:jc w:val="center"/>
+              <w:rPr>
+                <w:rFonts w:ascii="Arial" w:eastAsia="Arial" w:hAnsi="Arial" w:cs="Arial"/>
+                <w:color w:val="000000"/>
+                <w:sz w:val="18"/>
+                <w:szCs w:val="18"/>
+              </w:rPr>
+            </w:pPr>
+          </w:p>
+        </w:tc>
+        <w:tc>
+          <w:tcPr>
+            <w:tcW w:w="1926" w:type="dxa"/>
+            <w:tcBorders>
+              <w:top w:val="single" w:sz="4" w:space="0" w:color="auto"/>
+              <w:left w:val="none" w:sz="0" w:space="0" w:color="000000"/>
+              <w:bottom w:val="none" w:sz="0" w:space="0" w:color="000000"/>
+              <w:right w:val="none" w:sz="0" w:space="0" w:color="000000"/>
+            </w:tcBorders>
+            <w:shd w:val="clear" w:color="auto" w:fill="FFFFFF"/>
+            <w:tcMar>
+              <w:top w:w="0" w:type="dxa"/>
+              <w:left w:w="0" w:type="dxa"/>
+              <w:bottom w:w="0" w:type="dxa"/>
+              <w:right w:w="0" w:type="dxa"/>
+            </w:tcMar>
+          </w:tcPr>
+          <w:p>
+            <w:pPr>
+              <w:pBdr>
+                <w:top w:val="none" w:sz="0" w:space="0" w:color="000000"/>
+                <w:left w:val="none" w:sz="0" w:space="0" w:color="000000"/>
+                <w:bottom w:val="none" w:sz="0" w:space="0" w:color="000000"/>
+                <w:right w:val="none" w:sz="0" w:space="0" w:color="000000"/>
+              </w:pBdr>
+              <w:ind w:left="100" w:right="100"/>
+              <w:jc w:val="center"/>
+              <w:rPr>
+                <w:rFonts w:ascii="Arial" w:eastAsia="Arial" w:hAnsi="Arial" w:cs="Arial"/>
+                <w:color w:val="000000"/>
+                <w:sz w:val="18"/>
+                <w:szCs w:val="18"/>
+              </w:rPr>
+            </w:pPr>
+          </w:p>
+        </w:tc>
+        <w:tc>
+          <w:tcPr>
+            <w:tcW w:w="1181" w:type="dxa"/>
+            <w:tcBorders>
+              <w:top w:val="single" w:sz="4" w:space="0" w:color="auto"/>
+              <w:left w:val="none" w:sz="0" w:space="0" w:color="000000"/>
+              <w:bottom w:val="none" w:sz="0" w:space="0" w:color="000000"/>
+              <w:right w:val="none" w:sz="0" w:space="0" w:color="000000"/>
+            </w:tcBorders>
+            <w:shd w:val="clear" w:color="auto" w:fill="FFFFFF"/>
+            <w:tcMar>
+              <w:top w:w="0" w:type="dxa"/>
+              <w:left w:w="0" w:type="dxa"/>
+              <w:bottom w:w="0" w:type="dxa"/>
+              <w:right w:w="0" w:type="dxa"/>
+            </w:tcMar>
+          </w:tcPr>
+          <w:p>
+            <w:pPr>
+              <w:pBdr>
+                <w:top w:val="none" w:sz="0" w:space="0" w:color="000000"/>
+                <w:left w:val="none" w:sz="0" w:space="0" w:color="000000"/>
+                <w:bottom w:val="none" w:sz="0" w:space="0" w:color="000000"/>
+                <w:right w:val="none" w:sz="0" w:space="0" w:color="000000"/>
+              </w:pBdr>
+              <w:ind w:left="100" w:right="100"/>
+              <w:jc w:val="center"/>
+              <w:rPr>
+                <w:rFonts w:ascii="Arial" w:eastAsia="Arial" w:hAnsi="Arial" w:cs="Arial"/>
+                <w:color w:val="000000"/>
+                <w:sz w:val="18"/>
+                <w:szCs w:val="18"/>
+              </w:rPr>
+            </w:pPr>
+            <w:r>
+              <w:rPr>
+                <w:rFonts w:ascii="Arial" w:eastAsia="Arial" w:hAnsi="Arial" w:cs="Arial"/>
+                <w:color w:val="000000"/>
+                <w:sz w:val="18"/>
+                <w:szCs w:val="18"/>
+              </w:rPr>
+              <w:t>&gt;0.999</w:t>
+            </w:r>
           </w:p>
         </w:tc>
       </w:tr>
@@ -9374,7 +9577,7 @@
           <w:tcPr>
             <w:tcW w:w="3345" w:type="dxa"/>
             <w:tcBorders>
-              <w:top w:val="single" w:sz="4" w:space="0" w:color="auto"/>
+              <w:top w:val="none" w:sz="0" w:space="0" w:color="000000"/>
               <w:left w:val="none" w:sz="0" w:space="0" w:color="000000"/>
               <w:bottom w:val="none" w:sz="0" w:space="0" w:color="000000"/>
               <w:right w:val="none" w:sz="0" w:space="0" w:color="000000"/>
@@ -9395,24 +9598,22 @@
                 <w:bottom w:val="none" w:sz="0" w:space="0" w:color="000000"/>
                 <w:right w:val="none" w:sz="0" w:space="0" w:color="000000"/>
               </w:pBdr>
-              <w:ind w:left="100" w:right="100"/>
-              <w:rPr>
-                <w:rFonts w:ascii="Arial" w:eastAsia="Arial" w:hAnsi="Arial" w:cs="Arial"/>
-                <w:b/>
-                <w:color w:val="000000"/>
-                <w:sz w:val="20"/>
-                <w:szCs w:val="20"/>
-              </w:rPr>
-            </w:pPr>
-            <w:r>
-              <w:rPr>
-                <w:rFonts w:ascii="Arial" w:eastAsia="Arial" w:hAnsi="Arial" w:cs="Arial"/>
-                <w:b/>
-                <w:color w:val="000000"/>
-                <w:sz w:val="20"/>
-                <w:szCs w:val="20"/>
-              </w:rPr>
-              <w:t>Monthly income (BDT)</w:t>
+              <w:ind w:left="300" w:right="100"/>
+              <w:rPr>
+                <w:rFonts w:ascii="Arial" w:eastAsia="Arial" w:hAnsi="Arial" w:cs="Arial"/>
+                <w:color w:val="000000"/>
+                <w:sz w:val="20"/>
+                <w:szCs w:val="20"/>
+              </w:rPr>
+            </w:pPr>
+            <w:r>
+              <w:rPr>
+                <w:rFonts w:ascii="Arial" w:eastAsia="Arial" w:hAnsi="Arial" w:cs="Arial"/>
+                <w:color w:val="000000"/>
+                <w:sz w:val="20"/>
+                <w:szCs w:val="20"/>
+              </w:rPr>
+              <w:t>High income</w:t>
             </w:r>
           </w:p>
         </w:tc>
@@ -9420,7 +9621,7 @@
           <w:tcPr>
             <w:tcW w:w="1596" w:type="dxa"/>
             <w:tcBorders>
-              <w:top w:val="single" w:sz="4" w:space="0" w:color="auto"/>
+              <w:top w:val="none" w:sz="0" w:space="0" w:color="000000"/>
               <w:left w:val="none" w:sz="0" w:space="0" w:color="000000"/>
               <w:bottom w:val="none" w:sz="0" w:space="0" w:color="000000"/>
               <w:right w:val="none" w:sz="0" w:space="0" w:color="000000"/>
@@ -9446,17 +9647,26 @@
               <w:rPr>
                 <w:rFonts w:ascii="Arial" w:eastAsia="Arial" w:hAnsi="Arial" w:cs="Arial"/>
                 <w:color w:val="000000"/>
-                <w:sz w:val="20"/>
-                <w:szCs w:val="20"/>
-              </w:rPr>
-            </w:pPr>
+                <w:sz w:val="18"/>
+                <w:szCs w:val="18"/>
+              </w:rPr>
+            </w:pPr>
+            <w:r>
+              <w:rPr>
+                <w:rFonts w:ascii="Arial" w:eastAsia="Arial" w:hAnsi="Arial" w:cs="Arial"/>
+                <w:color w:val="000000"/>
+                <w:sz w:val="18"/>
+                <w:szCs w:val="18"/>
+              </w:rPr>
+              <w:t>21 (29%)</w:t>
+            </w:r>
           </w:p>
         </w:tc>
         <w:tc>
           <w:tcPr>
             <w:tcW w:w="1926" w:type="dxa"/>
             <w:tcBorders>
-              <w:top w:val="single" w:sz="4" w:space="0" w:color="auto"/>
+              <w:top w:val="none" w:sz="0" w:space="0" w:color="000000"/>
               <w:left w:val="none" w:sz="0" w:space="0" w:color="000000"/>
               <w:bottom w:val="none" w:sz="0" w:space="0" w:color="000000"/>
               <w:right w:val="none" w:sz="0" w:space="0" w:color="000000"/>
@@ -9482,17 +9692,26 @@
               <w:rPr>
                 <w:rFonts w:ascii="Arial" w:eastAsia="Arial" w:hAnsi="Arial" w:cs="Arial"/>
                 <w:color w:val="000000"/>
-                <w:sz w:val="20"/>
-                <w:szCs w:val="20"/>
-              </w:rPr>
-            </w:pPr>
+                <w:sz w:val="18"/>
+                <w:szCs w:val="18"/>
+              </w:rPr>
+            </w:pPr>
+            <w:r>
+              <w:rPr>
+                <w:rFonts w:ascii="Arial" w:eastAsia="Arial" w:hAnsi="Arial" w:cs="Arial"/>
+                <w:color w:val="000000"/>
+                <w:sz w:val="18"/>
+                <w:szCs w:val="18"/>
+              </w:rPr>
+              <w:t>31 (30%)</w:t>
+            </w:r>
           </w:p>
         </w:tc>
         <w:tc>
           <w:tcPr>
             <w:tcW w:w="1181" w:type="dxa"/>
             <w:tcBorders>
-              <w:top w:val="single" w:sz="4" w:space="0" w:color="auto"/>
+              <w:top w:val="none" w:sz="0" w:space="0" w:color="000000"/>
               <w:left w:val="none" w:sz="0" w:space="0" w:color="000000"/>
               <w:bottom w:val="none" w:sz="0" w:space="0" w:color="000000"/>
               <w:right w:val="none" w:sz="0" w:space="0" w:color="000000"/>
@@ -9518,19 +9737,10 @@
               <w:rPr>
                 <w:rFonts w:ascii="Arial" w:eastAsia="Arial" w:hAnsi="Arial" w:cs="Arial"/>
                 <w:color w:val="000000"/>
-                <w:sz w:val="20"/>
-                <w:szCs w:val="20"/>
-              </w:rPr>
-            </w:pPr>
-            <w:r>
-              <w:rPr>
-                <w:rFonts w:ascii="Arial" w:eastAsia="Arial" w:hAnsi="Arial" w:cs="Arial"/>
-                <w:color w:val="000000"/>
-                <w:sz w:val="20"/>
-                <w:szCs w:val="20"/>
-              </w:rPr>
-              <w:t>&gt;0.999</w:t>
-            </w:r>
+                <w:sz w:val="18"/>
+                <w:szCs w:val="18"/>
+              </w:rPr>
+            </w:pPr>
           </w:p>
         </w:tc>
       </w:tr>
@@ -9544,7 +9754,7 @@
             <w:tcBorders>
               <w:top w:val="none" w:sz="0" w:space="0" w:color="000000"/>
               <w:left w:val="none" w:sz="0" w:space="0" w:color="000000"/>
-              <w:bottom w:val="none" w:sz="0" w:space="0" w:color="000000"/>
+              <w:bottom w:val="single" w:sz="4" w:space="0" w:color="auto"/>
               <w:right w:val="none" w:sz="0" w:space="0" w:color="000000"/>
             </w:tcBorders>
             <w:shd w:val="clear" w:color="auto" w:fill="FFFFFF"/>
@@ -9578,7 +9788,7 @@
                 <w:sz w:val="20"/>
                 <w:szCs w:val="20"/>
               </w:rPr>
-              <w:t>High income</w:t>
+              <w:t>Low income</w:t>
             </w:r>
           </w:p>
         </w:tc>
@@ -9588,7 +9798,7 @@
             <w:tcBorders>
               <w:top w:val="none" w:sz="0" w:space="0" w:color="000000"/>
               <w:left w:val="none" w:sz="0" w:space="0" w:color="000000"/>
-              <w:bottom w:val="none" w:sz="0" w:space="0" w:color="000000"/>
+              <w:bottom w:val="single" w:sz="4" w:space="0" w:color="auto"/>
               <w:right w:val="none" w:sz="0" w:space="0" w:color="000000"/>
             </w:tcBorders>
             <w:shd w:val="clear" w:color="auto" w:fill="FFFFFF"/>
@@ -9612,18 +9822,18 @@
               <w:rPr>
                 <w:rFonts w:ascii="Arial" w:eastAsia="Arial" w:hAnsi="Arial" w:cs="Arial"/>
                 <w:color w:val="000000"/>
-                <w:sz w:val="20"/>
-                <w:szCs w:val="20"/>
-              </w:rPr>
-            </w:pPr>
-            <w:r>
-              <w:rPr>
-                <w:rFonts w:ascii="Arial" w:eastAsia="Arial" w:hAnsi="Arial" w:cs="Arial"/>
-                <w:color w:val="000000"/>
-                <w:sz w:val="20"/>
-                <w:szCs w:val="20"/>
-              </w:rPr>
-              <w:t>24 (29%)</w:t>
+                <w:sz w:val="18"/>
+                <w:szCs w:val="18"/>
+              </w:rPr>
+            </w:pPr>
+            <w:r>
+              <w:rPr>
+                <w:rFonts w:ascii="Arial" w:eastAsia="Arial" w:hAnsi="Arial" w:cs="Arial"/>
+                <w:color w:val="000000"/>
+                <w:sz w:val="18"/>
+                <w:szCs w:val="18"/>
+              </w:rPr>
+              <w:t>52 (71%)</w:t>
             </w:r>
           </w:p>
         </w:tc>
@@ -9633,7 +9843,7 @@
             <w:tcBorders>
               <w:top w:val="none" w:sz="0" w:space="0" w:color="000000"/>
               <w:left w:val="none" w:sz="0" w:space="0" w:color="000000"/>
-              <w:bottom w:val="none" w:sz="0" w:space="0" w:color="000000"/>
+              <w:bottom w:val="single" w:sz="4" w:space="0" w:color="auto"/>
               <w:right w:val="none" w:sz="0" w:space="0" w:color="000000"/>
             </w:tcBorders>
             <w:shd w:val="clear" w:color="auto" w:fill="FFFFFF"/>
@@ -9657,18 +9867,18 @@
               <w:rPr>
                 <w:rFonts w:ascii="Arial" w:eastAsia="Arial" w:hAnsi="Arial" w:cs="Arial"/>
                 <w:color w:val="000000"/>
-                <w:sz w:val="20"/>
-                <w:szCs w:val="20"/>
-              </w:rPr>
-            </w:pPr>
-            <w:r>
-              <w:rPr>
-                <w:rFonts w:ascii="Arial" w:eastAsia="Arial" w:hAnsi="Arial" w:cs="Arial"/>
-                <w:color w:val="000000"/>
-                <w:sz w:val="20"/>
-                <w:szCs w:val="20"/>
-              </w:rPr>
-              <w:t>35 (28%)</w:t>
+                <w:sz w:val="18"/>
+                <w:szCs w:val="18"/>
+              </w:rPr>
+            </w:pPr>
+            <w:r>
+              <w:rPr>
+                <w:rFonts w:ascii="Arial" w:eastAsia="Arial" w:hAnsi="Arial" w:cs="Arial"/>
+                <w:color w:val="000000"/>
+                <w:sz w:val="18"/>
+                <w:szCs w:val="18"/>
+              </w:rPr>
+              <w:t>74 (70%)</w:t>
             </w:r>
           </w:p>
         </w:tc>
@@ -9678,7 +9888,7 @@
             <w:tcBorders>
               <w:top w:val="none" w:sz="0" w:space="0" w:color="000000"/>
               <w:left w:val="none" w:sz="0" w:space="0" w:color="000000"/>
-              <w:bottom w:val="none" w:sz="0" w:space="0" w:color="000000"/>
+              <w:bottom w:val="single" w:sz="4" w:space="0" w:color="auto"/>
               <w:right w:val="none" w:sz="0" w:space="0" w:color="000000"/>
             </w:tcBorders>
             <w:shd w:val="clear" w:color="auto" w:fill="FFFFFF"/>
@@ -9702,8 +9912,8 @@
               <w:rPr>
                 <w:rFonts w:ascii="Arial" w:eastAsia="Arial" w:hAnsi="Arial" w:cs="Arial"/>
                 <w:color w:val="000000"/>
-                <w:sz w:val="20"/>
-                <w:szCs w:val="20"/>
+                <w:sz w:val="18"/>
+                <w:szCs w:val="18"/>
               </w:rPr>
             </w:pPr>
           </w:p>
@@ -9717,43 +9927,42 @@
           <w:tcPr>
             <w:tcW w:w="3345" w:type="dxa"/>
             <w:tcBorders>
-              <w:top w:val="none" w:sz="0" w:space="0" w:color="000000"/>
-              <w:left w:val="none" w:sz="0" w:space="0" w:color="000000"/>
-              <w:bottom w:val="single" w:sz="4" w:space="0" w:color="auto"/>
-              <w:right w:val="none" w:sz="0" w:space="0" w:color="000000"/>
-            </w:tcBorders>
-            <w:shd w:val="clear" w:color="auto" w:fill="FFFFFF"/>
-            <w:tcMar>
-              <w:top w:w="0" w:type="dxa"/>
-              <w:left w:w="0" w:type="dxa"/>
-              <w:bottom w:w="0" w:type="dxa"/>
-              <w:right w:w="0" w:type="dxa"/>
-            </w:tcMar>
-          </w:tcPr>
-          <w:p>
-            <w:pPr>
-              <w:pBdr>
-                <w:top w:val="none" w:sz="0" w:space="0" w:color="000000"/>
-                <w:left w:val="none" w:sz="0" w:space="0" w:color="000000"/>
-                <w:bottom w:val="none" w:sz="0" w:space="0" w:color="000000"/>
-                <w:right w:val="none" w:sz="0" w:space="0" w:color="000000"/>
-              </w:pBdr>
-              <w:ind w:left="300" w:right="100"/>
-              <w:rPr>
-                <w:rFonts w:ascii="Arial" w:eastAsia="Arial" w:hAnsi="Arial" w:cs="Arial"/>
-                <w:color w:val="000000"/>
-                <w:sz w:val="20"/>
-                <w:szCs w:val="20"/>
-              </w:rPr>
-            </w:pPr>
-            <w:r>
-              <w:rPr>
-                <w:rFonts w:ascii="Arial" w:eastAsia="Arial" w:hAnsi="Arial" w:cs="Arial"/>
-                <w:color w:val="000000"/>
-                <w:sz w:val="20"/>
-                <w:szCs w:val="20"/>
-              </w:rPr>
-              <w:t>Low income</w:t>
+              <w:top w:val="single" w:sz="4" w:space="0" w:color="auto"/>
+            </w:tcBorders>
+            <w:shd w:val="clear" w:color="auto" w:fill="FFFFFF"/>
+            <w:tcMar>
+              <w:top w:w="0" w:type="dxa"/>
+              <w:left w:w="0" w:type="dxa"/>
+              <w:bottom w:w="0" w:type="dxa"/>
+              <w:right w:w="0" w:type="dxa"/>
+            </w:tcMar>
+          </w:tcPr>
+          <w:p>
+            <w:pPr>
+              <w:pBdr>
+                <w:top w:val="none" w:sz="0" w:space="0" w:color="000000"/>
+                <w:left w:val="none" w:sz="0" w:space="0" w:color="000000"/>
+                <w:bottom w:val="none" w:sz="0" w:space="0" w:color="000000"/>
+                <w:right w:val="none" w:sz="0" w:space="0" w:color="000000"/>
+              </w:pBdr>
+              <w:ind w:left="100" w:right="100"/>
+              <w:rPr>
+                <w:rFonts w:ascii="Arial" w:eastAsia="Arial" w:hAnsi="Arial" w:cs="Arial"/>
+                <w:b/>
+                <w:color w:val="000000"/>
+                <w:sz w:val="20"/>
+                <w:szCs w:val="20"/>
+              </w:rPr>
+            </w:pPr>
+            <w:r>
+              <w:rPr>
+                <w:rFonts w:ascii="Arial" w:eastAsia="Arial" w:hAnsi="Arial" w:cs="Arial"/>
+                <w:b/>
+                <w:color w:val="000000"/>
+                <w:sz w:val="20"/>
+                <w:szCs w:val="20"/>
+              </w:rPr>
+              <w:t>Occupation</w:t>
             </w:r>
           </w:p>
         </w:tc>
@@ -9761,126 +9970,108 @@
           <w:tcPr>
             <w:tcW w:w="1596" w:type="dxa"/>
             <w:tcBorders>
-              <w:top w:val="none" w:sz="0" w:space="0" w:color="000000"/>
-              <w:left w:val="none" w:sz="0" w:space="0" w:color="000000"/>
-              <w:bottom w:val="single" w:sz="4" w:space="0" w:color="auto"/>
-              <w:right w:val="none" w:sz="0" w:space="0" w:color="000000"/>
-            </w:tcBorders>
-            <w:shd w:val="clear" w:color="auto" w:fill="FFFFFF"/>
-            <w:tcMar>
-              <w:top w:w="0" w:type="dxa"/>
-              <w:left w:w="0" w:type="dxa"/>
-              <w:bottom w:w="0" w:type="dxa"/>
-              <w:right w:w="0" w:type="dxa"/>
-            </w:tcMar>
-          </w:tcPr>
-          <w:p>
-            <w:pPr>
-              <w:pBdr>
-                <w:top w:val="none" w:sz="0" w:space="0" w:color="000000"/>
-                <w:left w:val="none" w:sz="0" w:space="0" w:color="000000"/>
-                <w:bottom w:val="none" w:sz="0" w:space="0" w:color="000000"/>
-                <w:right w:val="none" w:sz="0" w:space="0" w:color="000000"/>
-              </w:pBdr>
-              <w:ind w:left="100" w:right="100"/>
-              <w:jc w:val="center"/>
-              <w:rPr>
-                <w:rFonts w:ascii="Arial" w:eastAsia="Arial" w:hAnsi="Arial" w:cs="Arial"/>
-                <w:color w:val="000000"/>
-                <w:sz w:val="20"/>
-                <w:szCs w:val="20"/>
-              </w:rPr>
-            </w:pPr>
-            <w:r>
-              <w:rPr>
-                <w:rFonts w:ascii="Arial" w:eastAsia="Arial" w:hAnsi="Arial" w:cs="Arial"/>
-                <w:color w:val="000000"/>
-                <w:sz w:val="20"/>
-                <w:szCs w:val="20"/>
-              </w:rPr>
-              <w:t>59 (71%)</w:t>
-            </w:r>
+              <w:top w:val="single" w:sz="4" w:space="0" w:color="auto"/>
+            </w:tcBorders>
+            <w:shd w:val="clear" w:color="auto" w:fill="FFFFFF"/>
+            <w:tcMar>
+              <w:top w:w="0" w:type="dxa"/>
+              <w:left w:w="0" w:type="dxa"/>
+              <w:bottom w:w="0" w:type="dxa"/>
+              <w:right w:w="0" w:type="dxa"/>
+            </w:tcMar>
+          </w:tcPr>
+          <w:p>
+            <w:pPr>
+              <w:pBdr>
+                <w:top w:val="none" w:sz="0" w:space="0" w:color="000000"/>
+                <w:left w:val="none" w:sz="0" w:space="0" w:color="000000"/>
+                <w:bottom w:val="none" w:sz="0" w:space="0" w:color="000000"/>
+                <w:right w:val="none" w:sz="0" w:space="0" w:color="000000"/>
+              </w:pBdr>
+              <w:ind w:left="100" w:right="100"/>
+              <w:jc w:val="center"/>
+              <w:rPr>
+                <w:rFonts w:ascii="Arial" w:eastAsia="Arial" w:hAnsi="Arial" w:cs="Arial"/>
+                <w:color w:val="000000"/>
+                <w:sz w:val="18"/>
+                <w:szCs w:val="18"/>
+              </w:rPr>
+            </w:pPr>
           </w:p>
         </w:tc>
         <w:tc>
           <w:tcPr>
             <w:tcW w:w="1926" w:type="dxa"/>
             <w:tcBorders>
-              <w:top w:val="none" w:sz="0" w:space="0" w:color="000000"/>
-              <w:left w:val="none" w:sz="0" w:space="0" w:color="000000"/>
-              <w:bottom w:val="single" w:sz="4" w:space="0" w:color="auto"/>
-              <w:right w:val="none" w:sz="0" w:space="0" w:color="000000"/>
-            </w:tcBorders>
-            <w:shd w:val="clear" w:color="auto" w:fill="FFFFFF"/>
-            <w:tcMar>
-              <w:top w:w="0" w:type="dxa"/>
-              <w:left w:w="0" w:type="dxa"/>
-              <w:bottom w:w="0" w:type="dxa"/>
-              <w:right w:w="0" w:type="dxa"/>
-            </w:tcMar>
-          </w:tcPr>
-          <w:p>
-            <w:pPr>
-              <w:pBdr>
-                <w:top w:val="none" w:sz="0" w:space="0" w:color="000000"/>
-                <w:left w:val="none" w:sz="0" w:space="0" w:color="000000"/>
-                <w:bottom w:val="none" w:sz="0" w:space="0" w:color="000000"/>
-                <w:right w:val="none" w:sz="0" w:space="0" w:color="000000"/>
-              </w:pBdr>
-              <w:ind w:left="100" w:right="100"/>
-              <w:jc w:val="center"/>
-              <w:rPr>
-                <w:rFonts w:ascii="Arial" w:eastAsia="Arial" w:hAnsi="Arial" w:cs="Arial"/>
-                <w:color w:val="000000"/>
-                <w:sz w:val="20"/>
-                <w:szCs w:val="20"/>
-              </w:rPr>
-            </w:pPr>
-            <w:r>
-              <w:rPr>
-                <w:rFonts w:ascii="Arial" w:eastAsia="Arial" w:hAnsi="Arial" w:cs="Arial"/>
-                <w:color w:val="000000"/>
-                <w:sz w:val="20"/>
-                <w:szCs w:val="20"/>
-              </w:rPr>
-              <w:t>88 (72%)</w:t>
-            </w:r>
+              <w:top w:val="single" w:sz="4" w:space="0" w:color="auto"/>
+            </w:tcBorders>
+            <w:shd w:val="clear" w:color="auto" w:fill="FFFFFF"/>
+            <w:tcMar>
+              <w:top w:w="0" w:type="dxa"/>
+              <w:left w:w="0" w:type="dxa"/>
+              <w:bottom w:w="0" w:type="dxa"/>
+              <w:right w:w="0" w:type="dxa"/>
+            </w:tcMar>
+          </w:tcPr>
+          <w:p>
+            <w:pPr>
+              <w:pBdr>
+                <w:top w:val="none" w:sz="0" w:space="0" w:color="000000"/>
+                <w:left w:val="none" w:sz="0" w:space="0" w:color="000000"/>
+                <w:bottom w:val="none" w:sz="0" w:space="0" w:color="000000"/>
+                <w:right w:val="none" w:sz="0" w:space="0" w:color="000000"/>
+              </w:pBdr>
+              <w:ind w:left="100" w:right="100"/>
+              <w:jc w:val="center"/>
+              <w:rPr>
+                <w:rFonts w:ascii="Arial" w:eastAsia="Arial" w:hAnsi="Arial" w:cs="Arial"/>
+                <w:color w:val="000000"/>
+                <w:sz w:val="18"/>
+                <w:szCs w:val="18"/>
+              </w:rPr>
+            </w:pPr>
           </w:p>
         </w:tc>
         <w:tc>
           <w:tcPr>
             <w:tcW w:w="1181" w:type="dxa"/>
             <w:tcBorders>
-              <w:top w:val="none" w:sz="0" w:space="0" w:color="000000"/>
-              <w:left w:val="none" w:sz="0" w:space="0" w:color="000000"/>
-              <w:bottom w:val="single" w:sz="4" w:space="0" w:color="auto"/>
-              <w:right w:val="none" w:sz="0" w:space="0" w:color="000000"/>
-            </w:tcBorders>
-            <w:shd w:val="clear" w:color="auto" w:fill="FFFFFF"/>
-            <w:tcMar>
-              <w:top w:w="0" w:type="dxa"/>
-              <w:left w:w="0" w:type="dxa"/>
-              <w:bottom w:w="0" w:type="dxa"/>
-              <w:right w:w="0" w:type="dxa"/>
-            </w:tcMar>
-          </w:tcPr>
-          <w:p>
-            <w:pPr>
-              <w:pBdr>
-                <w:top w:val="none" w:sz="0" w:space="0" w:color="000000"/>
-                <w:left w:val="none" w:sz="0" w:space="0" w:color="000000"/>
-                <w:bottom w:val="none" w:sz="0" w:space="0" w:color="000000"/>
-                <w:right w:val="none" w:sz="0" w:space="0" w:color="000000"/>
-              </w:pBdr>
-              <w:ind w:left="100" w:right="100"/>
-              <w:jc w:val="center"/>
-              <w:rPr>
-                <w:rFonts w:ascii="Arial" w:eastAsia="Arial" w:hAnsi="Arial" w:cs="Arial"/>
-                <w:color w:val="000000"/>
-                <w:sz w:val="20"/>
-                <w:szCs w:val="20"/>
-              </w:rPr>
-            </w:pPr>
+              <w:top w:val="single" w:sz="4" w:space="0" w:color="auto"/>
+            </w:tcBorders>
+            <w:shd w:val="clear" w:color="auto" w:fill="FFFFFF"/>
+            <w:tcMar>
+              <w:top w:w="0" w:type="dxa"/>
+              <w:left w:w="0" w:type="dxa"/>
+              <w:bottom w:w="0" w:type="dxa"/>
+              <w:right w:w="0" w:type="dxa"/>
+            </w:tcMar>
+          </w:tcPr>
+          <w:p>
+            <w:pPr>
+              <w:pBdr>
+                <w:top w:val="none" w:sz="0" w:space="0" w:color="000000"/>
+                <w:left w:val="none" w:sz="0" w:space="0" w:color="000000"/>
+                <w:bottom w:val="none" w:sz="0" w:space="0" w:color="000000"/>
+                <w:right w:val="none" w:sz="0" w:space="0" w:color="000000"/>
+              </w:pBdr>
+              <w:ind w:left="100" w:right="100"/>
+              <w:jc w:val="center"/>
+              <w:rPr>
+                <w:rFonts w:ascii="Arial" w:eastAsia="Arial" w:hAnsi="Arial" w:cs="Arial"/>
+                <w:color w:val="000000"/>
+                <w:sz w:val="18"/>
+                <w:szCs w:val="18"/>
+              </w:rPr>
+            </w:pPr>
+            <w:r>
+              <w:rPr>
+                <w:rFonts w:ascii="Arial" w:eastAsia="Arial" w:hAnsi="Arial" w:cs="Arial"/>
+                <w:color w:val="000000"/>
+                <w:sz w:val="18"/>
+                <w:szCs w:val="18"/>
+              </w:rPr>
+              <w:t>0.428</w:t>
+            </w:r>
           </w:p>
         </w:tc>
       </w:tr>
@@ -9891,152 +10082,147 @@
         <w:tc>
           <w:tcPr>
             <w:tcW w:w="3345" w:type="dxa"/>
-            <w:tcBorders>
-              <w:top w:val="single" w:sz="4" w:space="0" w:color="auto"/>
-            </w:tcBorders>
-            <w:shd w:val="clear" w:color="auto" w:fill="FFFFFF"/>
-            <w:tcMar>
-              <w:top w:w="0" w:type="dxa"/>
-              <w:left w:w="0" w:type="dxa"/>
-              <w:bottom w:w="0" w:type="dxa"/>
-              <w:right w:w="0" w:type="dxa"/>
-            </w:tcMar>
-          </w:tcPr>
-          <w:p>
-            <w:pPr>
-              <w:pBdr>
-                <w:top w:val="none" w:sz="0" w:space="0" w:color="000000"/>
-                <w:left w:val="none" w:sz="0" w:space="0" w:color="000000"/>
-                <w:bottom w:val="none" w:sz="0" w:space="0" w:color="000000"/>
-                <w:right w:val="none" w:sz="0" w:space="0" w:color="000000"/>
-              </w:pBdr>
-              <w:ind w:left="100" w:right="100"/>
-              <w:rPr>
-                <w:rFonts w:ascii="Arial" w:eastAsia="Arial" w:hAnsi="Arial" w:cs="Arial"/>
-                <w:b/>
-                <w:color w:val="000000"/>
-                <w:sz w:val="20"/>
-                <w:szCs w:val="20"/>
-              </w:rPr>
-            </w:pPr>
-            <w:r>
-              <w:rPr>
-                <w:rFonts w:ascii="Arial" w:eastAsia="Arial" w:hAnsi="Arial" w:cs="Arial"/>
-                <w:b/>
-                <w:color w:val="000000"/>
-                <w:sz w:val="20"/>
-                <w:szCs w:val="20"/>
-              </w:rPr>
-              <w:t>Occupation</w:t>
+            <w:shd w:val="clear" w:color="auto" w:fill="FFFFFF"/>
+            <w:tcMar>
+              <w:top w:w="0" w:type="dxa"/>
+              <w:left w:w="0" w:type="dxa"/>
+              <w:bottom w:w="0" w:type="dxa"/>
+              <w:right w:w="0" w:type="dxa"/>
+            </w:tcMar>
+          </w:tcPr>
+          <w:p>
+            <w:pPr>
+              <w:pBdr>
+                <w:top w:val="none" w:sz="0" w:space="0" w:color="000000"/>
+                <w:left w:val="none" w:sz="0" w:space="0" w:color="000000"/>
+                <w:bottom w:val="none" w:sz="0" w:space="0" w:color="000000"/>
+                <w:right w:val="none" w:sz="0" w:space="0" w:color="000000"/>
+              </w:pBdr>
+              <w:ind w:left="300" w:right="100"/>
+              <w:rPr>
+                <w:rFonts w:ascii="Arial" w:eastAsia="Arial" w:hAnsi="Arial" w:cs="Arial"/>
+                <w:color w:val="000000"/>
+                <w:sz w:val="20"/>
+                <w:szCs w:val="20"/>
+              </w:rPr>
+            </w:pPr>
+            <w:r>
+              <w:rPr>
+                <w:rFonts w:ascii="Arial" w:eastAsia="Arial" w:hAnsi="Arial" w:cs="Arial"/>
+                <w:color w:val="000000"/>
+                <w:sz w:val="20"/>
+                <w:szCs w:val="20"/>
+              </w:rPr>
+              <w:t>Housewife</w:t>
             </w:r>
           </w:p>
         </w:tc>
         <w:tc>
           <w:tcPr>
             <w:tcW w:w="1596" w:type="dxa"/>
-            <w:tcBorders>
-              <w:top w:val="single" w:sz="4" w:space="0" w:color="auto"/>
-            </w:tcBorders>
-            <w:shd w:val="clear" w:color="auto" w:fill="FFFFFF"/>
-            <w:tcMar>
-              <w:top w:w="0" w:type="dxa"/>
-              <w:left w:w="0" w:type="dxa"/>
-              <w:bottom w:w="0" w:type="dxa"/>
-              <w:right w:w="0" w:type="dxa"/>
-            </w:tcMar>
-          </w:tcPr>
-          <w:p>
-            <w:pPr>
-              <w:pBdr>
-                <w:top w:val="none" w:sz="0" w:space="0" w:color="000000"/>
-                <w:left w:val="none" w:sz="0" w:space="0" w:color="000000"/>
-                <w:bottom w:val="none" w:sz="0" w:space="0" w:color="000000"/>
-                <w:right w:val="none" w:sz="0" w:space="0" w:color="000000"/>
-              </w:pBdr>
-              <w:ind w:left="100" w:right="100"/>
-              <w:jc w:val="center"/>
-              <w:rPr>
-                <w:rFonts w:ascii="Arial" w:eastAsia="Arial" w:hAnsi="Arial" w:cs="Arial"/>
-                <w:color w:val="000000"/>
-                <w:sz w:val="20"/>
-                <w:szCs w:val="20"/>
-              </w:rPr>
-            </w:pPr>
+            <w:shd w:val="clear" w:color="auto" w:fill="FFFFFF"/>
+            <w:tcMar>
+              <w:top w:w="0" w:type="dxa"/>
+              <w:left w:w="0" w:type="dxa"/>
+              <w:bottom w:w="0" w:type="dxa"/>
+              <w:right w:w="0" w:type="dxa"/>
+            </w:tcMar>
+          </w:tcPr>
+          <w:p>
+            <w:pPr>
+              <w:pBdr>
+                <w:top w:val="none" w:sz="0" w:space="0" w:color="000000"/>
+                <w:left w:val="none" w:sz="0" w:space="0" w:color="000000"/>
+                <w:bottom w:val="none" w:sz="0" w:space="0" w:color="000000"/>
+                <w:right w:val="none" w:sz="0" w:space="0" w:color="000000"/>
+              </w:pBdr>
+              <w:ind w:left="100" w:right="100"/>
+              <w:jc w:val="center"/>
+              <w:rPr>
+                <w:rFonts w:ascii="Arial" w:eastAsia="Arial" w:hAnsi="Arial" w:cs="Arial"/>
+                <w:color w:val="000000"/>
+                <w:sz w:val="18"/>
+                <w:szCs w:val="18"/>
+              </w:rPr>
+            </w:pPr>
+            <w:r>
+              <w:rPr>
+                <w:rFonts w:ascii="Arial" w:eastAsia="Arial" w:hAnsi="Arial" w:cs="Arial"/>
+                <w:color w:val="000000"/>
+                <w:sz w:val="18"/>
+                <w:szCs w:val="18"/>
+              </w:rPr>
+              <w:t>64 (88%)</w:t>
+            </w:r>
           </w:p>
         </w:tc>
         <w:tc>
           <w:tcPr>
             <w:tcW w:w="1926" w:type="dxa"/>
-            <w:tcBorders>
-              <w:top w:val="single" w:sz="4" w:space="0" w:color="auto"/>
-            </w:tcBorders>
-            <w:shd w:val="clear" w:color="auto" w:fill="FFFFFF"/>
-            <w:tcMar>
-              <w:top w:w="0" w:type="dxa"/>
-              <w:left w:w="0" w:type="dxa"/>
-              <w:bottom w:w="0" w:type="dxa"/>
-              <w:right w:w="0" w:type="dxa"/>
-            </w:tcMar>
-          </w:tcPr>
-          <w:p>
-            <w:pPr>
-              <w:pBdr>
-                <w:top w:val="none" w:sz="0" w:space="0" w:color="000000"/>
-                <w:left w:val="none" w:sz="0" w:space="0" w:color="000000"/>
-                <w:bottom w:val="none" w:sz="0" w:space="0" w:color="000000"/>
-                <w:right w:val="none" w:sz="0" w:space="0" w:color="000000"/>
-              </w:pBdr>
-              <w:ind w:left="100" w:right="100"/>
-              <w:jc w:val="center"/>
-              <w:rPr>
-                <w:rFonts w:ascii="Arial" w:eastAsia="Arial" w:hAnsi="Arial" w:cs="Arial"/>
-                <w:color w:val="000000"/>
-                <w:sz w:val="20"/>
-                <w:szCs w:val="20"/>
-              </w:rPr>
-            </w:pPr>
+            <w:shd w:val="clear" w:color="auto" w:fill="FFFFFF"/>
+            <w:tcMar>
+              <w:top w:w="0" w:type="dxa"/>
+              <w:left w:w="0" w:type="dxa"/>
+              <w:bottom w:w="0" w:type="dxa"/>
+              <w:right w:w="0" w:type="dxa"/>
+            </w:tcMar>
+          </w:tcPr>
+          <w:p>
+            <w:pPr>
+              <w:pBdr>
+                <w:top w:val="none" w:sz="0" w:space="0" w:color="000000"/>
+                <w:left w:val="none" w:sz="0" w:space="0" w:color="000000"/>
+                <w:bottom w:val="none" w:sz="0" w:space="0" w:color="000000"/>
+                <w:right w:val="none" w:sz="0" w:space="0" w:color="000000"/>
+              </w:pBdr>
+              <w:ind w:left="100" w:right="100"/>
+              <w:jc w:val="center"/>
+              <w:rPr>
+                <w:rFonts w:ascii="Arial" w:eastAsia="Arial" w:hAnsi="Arial" w:cs="Arial"/>
+                <w:color w:val="000000"/>
+                <w:sz w:val="18"/>
+                <w:szCs w:val="18"/>
+              </w:rPr>
+            </w:pPr>
+            <w:r>
+              <w:rPr>
+                <w:rFonts w:ascii="Arial" w:eastAsia="Arial" w:hAnsi="Arial" w:cs="Arial"/>
+                <w:color w:val="000000"/>
+                <w:sz w:val="18"/>
+                <w:szCs w:val="18"/>
+              </w:rPr>
+              <w:t>97 (92%)</w:t>
+            </w:r>
           </w:p>
         </w:tc>
         <w:tc>
           <w:tcPr>
             <w:tcW w:w="1181" w:type="dxa"/>
-            <w:tcBorders>
-              <w:top w:val="single" w:sz="4" w:space="0" w:color="auto"/>
-            </w:tcBorders>
-            <w:shd w:val="clear" w:color="auto" w:fill="FFFFFF"/>
-            <w:tcMar>
-              <w:top w:w="0" w:type="dxa"/>
-              <w:left w:w="0" w:type="dxa"/>
-              <w:bottom w:w="0" w:type="dxa"/>
-              <w:right w:w="0" w:type="dxa"/>
-            </w:tcMar>
-          </w:tcPr>
-          <w:p>
-            <w:pPr>
-              <w:pBdr>
-                <w:top w:val="none" w:sz="0" w:space="0" w:color="000000"/>
-                <w:left w:val="none" w:sz="0" w:space="0" w:color="000000"/>
-                <w:bottom w:val="none" w:sz="0" w:space="0" w:color="000000"/>
-                <w:right w:val="none" w:sz="0" w:space="0" w:color="000000"/>
-              </w:pBdr>
-              <w:ind w:left="100" w:right="100"/>
-              <w:jc w:val="center"/>
-              <w:rPr>
-                <w:rFonts w:ascii="Arial" w:eastAsia="Arial" w:hAnsi="Arial" w:cs="Arial"/>
-                <w:color w:val="000000"/>
-                <w:sz w:val="20"/>
-                <w:szCs w:val="20"/>
-              </w:rPr>
-            </w:pPr>
-            <w:r>
-              <w:rPr>
-                <w:rFonts w:ascii="Arial" w:eastAsia="Arial" w:hAnsi="Arial" w:cs="Arial"/>
-                <w:color w:val="000000"/>
-                <w:sz w:val="20"/>
-                <w:szCs w:val="20"/>
-              </w:rPr>
-              <w:t>0.394</w:t>
-            </w:r>
+            <w:shd w:val="clear" w:color="auto" w:fill="FFFFFF"/>
+            <w:tcMar>
+              <w:top w:w="0" w:type="dxa"/>
+              <w:left w:w="0" w:type="dxa"/>
+              <w:bottom w:w="0" w:type="dxa"/>
+              <w:right w:w="0" w:type="dxa"/>
+            </w:tcMar>
+          </w:tcPr>
+          <w:p>
+            <w:pPr>
+              <w:pBdr>
+                <w:top w:val="none" w:sz="0" w:space="0" w:color="000000"/>
+                <w:left w:val="none" w:sz="0" w:space="0" w:color="000000"/>
+                <w:bottom w:val="none" w:sz="0" w:space="0" w:color="000000"/>
+                <w:right w:val="none" w:sz="0" w:space="0" w:color="000000"/>
+              </w:pBdr>
+              <w:ind w:left="100" w:right="100"/>
+              <w:jc w:val="center"/>
+              <w:rPr>
+                <w:rFonts w:ascii="Arial" w:eastAsia="Arial" w:hAnsi="Arial" w:cs="Arial"/>
+                <w:color w:val="000000"/>
+                <w:sz w:val="18"/>
+                <w:szCs w:val="18"/>
+              </w:rPr>
+            </w:pPr>
           </w:p>
         </w:tc>
       </w:tr>
@@ -10047,6 +10233,9 @@
         <w:tc>
           <w:tcPr>
             <w:tcW w:w="3345" w:type="dxa"/>
+            <w:tcBorders>
+              <w:bottom w:val="single" w:sz="4" w:space="0" w:color="auto"/>
+            </w:tcBorders>
             <w:shd w:val="clear" w:color="auto" w:fill="FFFFFF"/>
             <w:tcMar>
               <w:top w:w="0" w:type="dxa"/>
@@ -10078,114 +10267,123 @@
                 <w:sz w:val="20"/>
                 <w:szCs w:val="20"/>
               </w:rPr>
-              <w:t>Housewife</w:t>
+              <w:t>Others</w:t>
             </w:r>
           </w:p>
         </w:tc>
         <w:tc>
           <w:tcPr>
             <w:tcW w:w="1596" w:type="dxa"/>
-            <w:shd w:val="clear" w:color="auto" w:fill="FFFFFF"/>
-            <w:tcMar>
-              <w:top w:w="0" w:type="dxa"/>
-              <w:left w:w="0" w:type="dxa"/>
-              <w:bottom w:w="0" w:type="dxa"/>
-              <w:right w:w="0" w:type="dxa"/>
-            </w:tcMar>
-          </w:tcPr>
-          <w:p>
-            <w:pPr>
-              <w:pBdr>
-                <w:top w:val="none" w:sz="0" w:space="0" w:color="000000"/>
-                <w:left w:val="none" w:sz="0" w:space="0" w:color="000000"/>
-                <w:bottom w:val="none" w:sz="0" w:space="0" w:color="000000"/>
-                <w:right w:val="none" w:sz="0" w:space="0" w:color="000000"/>
-              </w:pBdr>
-              <w:ind w:left="100" w:right="100"/>
-              <w:jc w:val="center"/>
-              <w:rPr>
-                <w:rFonts w:ascii="Arial" w:eastAsia="Arial" w:hAnsi="Arial" w:cs="Arial"/>
-                <w:color w:val="000000"/>
-                <w:sz w:val="20"/>
-                <w:szCs w:val="20"/>
-              </w:rPr>
-            </w:pPr>
-            <w:r>
-              <w:rPr>
-                <w:rFonts w:ascii="Arial" w:eastAsia="Arial" w:hAnsi="Arial" w:cs="Arial"/>
-                <w:color w:val="000000"/>
-                <w:sz w:val="20"/>
-                <w:szCs w:val="20"/>
-              </w:rPr>
-              <w:t>74 (89%)</w:t>
+            <w:tcBorders>
+              <w:bottom w:val="single" w:sz="4" w:space="0" w:color="auto"/>
+            </w:tcBorders>
+            <w:shd w:val="clear" w:color="auto" w:fill="FFFFFF"/>
+            <w:tcMar>
+              <w:top w:w="0" w:type="dxa"/>
+              <w:left w:w="0" w:type="dxa"/>
+              <w:bottom w:w="0" w:type="dxa"/>
+              <w:right w:w="0" w:type="dxa"/>
+            </w:tcMar>
+          </w:tcPr>
+          <w:p>
+            <w:pPr>
+              <w:pBdr>
+                <w:top w:val="none" w:sz="0" w:space="0" w:color="000000"/>
+                <w:left w:val="none" w:sz="0" w:space="0" w:color="000000"/>
+                <w:bottom w:val="none" w:sz="0" w:space="0" w:color="000000"/>
+                <w:right w:val="none" w:sz="0" w:space="0" w:color="000000"/>
+              </w:pBdr>
+              <w:ind w:left="100" w:right="100"/>
+              <w:jc w:val="center"/>
+              <w:rPr>
+                <w:rFonts w:ascii="Arial" w:eastAsia="Arial" w:hAnsi="Arial" w:cs="Arial"/>
+                <w:color w:val="000000"/>
+                <w:sz w:val="18"/>
+                <w:szCs w:val="18"/>
+              </w:rPr>
+            </w:pPr>
+            <w:r>
+              <w:rPr>
+                <w:rFonts w:ascii="Arial" w:eastAsia="Arial" w:hAnsi="Arial" w:cs="Arial"/>
+                <w:color w:val="000000"/>
+                <w:sz w:val="18"/>
+                <w:szCs w:val="18"/>
+              </w:rPr>
+              <w:t>9 (12%)</w:t>
             </w:r>
           </w:p>
         </w:tc>
         <w:tc>
           <w:tcPr>
             <w:tcW w:w="1926" w:type="dxa"/>
-            <w:shd w:val="clear" w:color="auto" w:fill="FFFFFF"/>
-            <w:tcMar>
-              <w:top w:w="0" w:type="dxa"/>
-              <w:left w:w="0" w:type="dxa"/>
-              <w:bottom w:w="0" w:type="dxa"/>
-              <w:right w:w="0" w:type="dxa"/>
-            </w:tcMar>
-          </w:tcPr>
-          <w:p>
-            <w:pPr>
-              <w:pBdr>
-                <w:top w:val="none" w:sz="0" w:space="0" w:color="000000"/>
-                <w:left w:val="none" w:sz="0" w:space="0" w:color="000000"/>
-                <w:bottom w:val="none" w:sz="0" w:space="0" w:color="000000"/>
-                <w:right w:val="none" w:sz="0" w:space="0" w:color="000000"/>
-              </w:pBdr>
-              <w:ind w:left="100" w:right="100"/>
-              <w:jc w:val="center"/>
-              <w:rPr>
-                <w:rFonts w:ascii="Arial" w:eastAsia="Arial" w:hAnsi="Arial" w:cs="Arial"/>
-                <w:color w:val="000000"/>
-                <w:sz w:val="20"/>
-                <w:szCs w:val="20"/>
-              </w:rPr>
-            </w:pPr>
-            <w:r>
-              <w:rPr>
-                <w:rFonts w:ascii="Arial" w:eastAsia="Arial" w:hAnsi="Arial" w:cs="Arial"/>
-                <w:color w:val="000000"/>
-                <w:sz w:val="20"/>
-                <w:szCs w:val="20"/>
-              </w:rPr>
-              <w:t>115 (93%)</w:t>
+            <w:tcBorders>
+              <w:bottom w:val="single" w:sz="4" w:space="0" w:color="auto"/>
+            </w:tcBorders>
+            <w:shd w:val="clear" w:color="auto" w:fill="FFFFFF"/>
+            <w:tcMar>
+              <w:top w:w="0" w:type="dxa"/>
+              <w:left w:w="0" w:type="dxa"/>
+              <w:bottom w:w="0" w:type="dxa"/>
+              <w:right w:w="0" w:type="dxa"/>
+            </w:tcMar>
+          </w:tcPr>
+          <w:p>
+            <w:pPr>
+              <w:pBdr>
+                <w:top w:val="none" w:sz="0" w:space="0" w:color="000000"/>
+                <w:left w:val="none" w:sz="0" w:space="0" w:color="000000"/>
+                <w:bottom w:val="none" w:sz="0" w:space="0" w:color="000000"/>
+                <w:right w:val="none" w:sz="0" w:space="0" w:color="000000"/>
+              </w:pBdr>
+              <w:ind w:left="100" w:right="100"/>
+              <w:jc w:val="center"/>
+              <w:rPr>
+                <w:rFonts w:ascii="Arial" w:eastAsia="Arial" w:hAnsi="Arial" w:cs="Arial"/>
+                <w:color w:val="000000"/>
+                <w:sz w:val="18"/>
+                <w:szCs w:val="18"/>
+              </w:rPr>
+            </w:pPr>
+            <w:r>
+              <w:rPr>
+                <w:rFonts w:ascii="Arial" w:eastAsia="Arial" w:hAnsi="Arial" w:cs="Arial"/>
+                <w:color w:val="000000"/>
+                <w:sz w:val="18"/>
+                <w:szCs w:val="18"/>
+              </w:rPr>
+              <w:t>8 (7.6%)</w:t>
             </w:r>
           </w:p>
         </w:tc>
         <w:tc>
           <w:tcPr>
             <w:tcW w:w="1181" w:type="dxa"/>
-            <w:shd w:val="clear" w:color="auto" w:fill="FFFFFF"/>
-            <w:tcMar>
-              <w:top w:w="0" w:type="dxa"/>
-              <w:left w:w="0" w:type="dxa"/>
-              <w:bottom w:w="0" w:type="dxa"/>
-              <w:right w:w="0" w:type="dxa"/>
-            </w:tcMar>
-          </w:tcPr>
-          <w:p>
-            <w:pPr>
-              <w:pBdr>
-                <w:top w:val="none" w:sz="0" w:space="0" w:color="000000"/>
-                <w:left w:val="none" w:sz="0" w:space="0" w:color="000000"/>
-                <w:bottom w:val="none" w:sz="0" w:space="0" w:color="000000"/>
-                <w:right w:val="none" w:sz="0" w:space="0" w:color="000000"/>
-              </w:pBdr>
-              <w:ind w:left="100" w:right="100"/>
-              <w:jc w:val="center"/>
-              <w:rPr>
-                <w:rFonts w:ascii="Arial" w:eastAsia="Arial" w:hAnsi="Arial" w:cs="Arial"/>
-                <w:color w:val="000000"/>
-                <w:sz w:val="20"/>
-                <w:szCs w:val="20"/>
+            <w:tcBorders>
+              <w:bottom w:val="single" w:sz="4" w:space="0" w:color="auto"/>
+            </w:tcBorders>
+            <w:shd w:val="clear" w:color="auto" w:fill="FFFFFF"/>
+            <w:tcMar>
+              <w:top w:w="0" w:type="dxa"/>
+              <w:left w:w="0" w:type="dxa"/>
+              <w:bottom w:w="0" w:type="dxa"/>
+              <w:right w:w="0" w:type="dxa"/>
+            </w:tcMar>
+          </w:tcPr>
+          <w:p>
+            <w:pPr>
+              <w:pBdr>
+                <w:top w:val="none" w:sz="0" w:space="0" w:color="000000"/>
+                <w:left w:val="none" w:sz="0" w:space="0" w:color="000000"/>
+                <w:bottom w:val="none" w:sz="0" w:space="0" w:color="000000"/>
+                <w:right w:val="none" w:sz="0" w:space="0" w:color="000000"/>
+              </w:pBdr>
+              <w:ind w:left="100" w:right="100"/>
+              <w:jc w:val="center"/>
+              <w:rPr>
+                <w:rFonts w:ascii="Arial" w:eastAsia="Arial" w:hAnsi="Arial" w:cs="Arial"/>
+                <w:color w:val="000000"/>
+                <w:sz w:val="18"/>
+                <w:szCs w:val="18"/>
               </w:rPr>
             </w:pPr>
           </w:p>
@@ -10199,40 +10397,45 @@
           <w:tcPr>
             <w:tcW w:w="3345" w:type="dxa"/>
             <w:tcBorders>
+              <w:top w:val="single" w:sz="4" w:space="0" w:color="auto"/>
+              <w:left w:val="none" w:sz="0" w:space="0" w:color="000000"/>
               <w:bottom w:val="single" w:sz="4" w:space="0" w:color="auto"/>
-            </w:tcBorders>
-            <w:shd w:val="clear" w:color="auto" w:fill="FFFFFF"/>
-            <w:tcMar>
-              <w:top w:w="0" w:type="dxa"/>
-              <w:left w:w="0" w:type="dxa"/>
-              <w:bottom w:w="0" w:type="dxa"/>
-              <w:right w:w="0" w:type="dxa"/>
-            </w:tcMar>
-          </w:tcPr>
-          <w:p>
-            <w:pPr>
-              <w:pBdr>
-                <w:top w:val="none" w:sz="0" w:space="0" w:color="000000"/>
-                <w:left w:val="none" w:sz="0" w:space="0" w:color="000000"/>
-                <w:bottom w:val="none" w:sz="0" w:space="0" w:color="000000"/>
-                <w:right w:val="none" w:sz="0" w:space="0" w:color="000000"/>
-              </w:pBdr>
-              <w:ind w:left="300" w:right="100"/>
-              <w:rPr>
-                <w:rFonts w:ascii="Arial" w:eastAsia="Arial" w:hAnsi="Arial" w:cs="Arial"/>
-                <w:color w:val="000000"/>
-                <w:sz w:val="20"/>
-                <w:szCs w:val="20"/>
-              </w:rPr>
-            </w:pPr>
-            <w:r>
-              <w:rPr>
-                <w:rFonts w:ascii="Arial" w:eastAsia="Arial" w:hAnsi="Arial" w:cs="Arial"/>
-                <w:color w:val="000000"/>
-                <w:sz w:val="20"/>
-                <w:szCs w:val="20"/>
-              </w:rPr>
-              <w:t>Others</w:t>
+              <w:right w:val="none" w:sz="0" w:space="0" w:color="000000"/>
+            </w:tcBorders>
+            <w:shd w:val="clear" w:color="auto" w:fill="FFFFFF"/>
+            <w:tcMar>
+              <w:top w:w="0" w:type="dxa"/>
+              <w:left w:w="0" w:type="dxa"/>
+              <w:bottom w:w="0" w:type="dxa"/>
+              <w:right w:w="0" w:type="dxa"/>
+            </w:tcMar>
+          </w:tcPr>
+          <w:p>
+            <w:pPr>
+              <w:pBdr>
+                <w:top w:val="none" w:sz="0" w:space="0" w:color="000000"/>
+                <w:left w:val="none" w:sz="0" w:space="0" w:color="000000"/>
+                <w:bottom w:val="none" w:sz="0" w:space="0" w:color="000000"/>
+                <w:right w:val="none" w:sz="0" w:space="0" w:color="000000"/>
+              </w:pBdr>
+              <w:ind w:left="100" w:right="100"/>
+              <w:rPr>
+                <w:rFonts w:ascii="Arial" w:eastAsia="Arial" w:hAnsi="Arial" w:cs="Arial"/>
+                <w:b/>
+                <w:color w:val="000000"/>
+                <w:sz w:val="20"/>
+                <w:szCs w:val="20"/>
+              </w:rPr>
+            </w:pPr>
+            <w:r>
+              <w:rPr>
+                <w:rFonts w:ascii="Arial" w:eastAsia="Arial" w:hAnsi="Arial" w:cs="Arial"/>
+                <w:b/>
+                <w:color w:val="000000"/>
+                <w:sz w:val="20"/>
+                <w:szCs w:val="20"/>
+              </w:rPr>
+              <w:t>Smokeless tobacco use (SLT)</w:t>
             </w:r>
           </w:p>
         </w:tc>
@@ -10240,41 +10443,44 @@
           <w:tcPr>
             <w:tcW w:w="1596" w:type="dxa"/>
             <w:tcBorders>
+              <w:top w:val="single" w:sz="4" w:space="0" w:color="auto"/>
+              <w:left w:val="none" w:sz="0" w:space="0" w:color="000000"/>
               <w:bottom w:val="single" w:sz="4" w:space="0" w:color="auto"/>
-            </w:tcBorders>
-            <w:shd w:val="clear" w:color="auto" w:fill="FFFFFF"/>
-            <w:tcMar>
-              <w:top w:w="0" w:type="dxa"/>
-              <w:left w:w="0" w:type="dxa"/>
-              <w:bottom w:w="0" w:type="dxa"/>
-              <w:right w:w="0" w:type="dxa"/>
-            </w:tcMar>
-          </w:tcPr>
-          <w:p>
-            <w:pPr>
-              <w:pBdr>
-                <w:top w:val="none" w:sz="0" w:space="0" w:color="000000"/>
-                <w:left w:val="none" w:sz="0" w:space="0" w:color="000000"/>
-                <w:bottom w:val="none" w:sz="0" w:space="0" w:color="000000"/>
-                <w:right w:val="none" w:sz="0" w:space="0" w:color="000000"/>
-              </w:pBdr>
-              <w:ind w:left="100" w:right="100"/>
-              <w:jc w:val="center"/>
-              <w:rPr>
-                <w:rFonts w:ascii="Arial" w:eastAsia="Arial" w:hAnsi="Arial" w:cs="Arial"/>
-                <w:color w:val="000000"/>
-                <w:sz w:val="20"/>
-                <w:szCs w:val="20"/>
-              </w:rPr>
-            </w:pPr>
-            <w:r>
-              <w:rPr>
-                <w:rFonts w:ascii="Arial" w:eastAsia="Arial" w:hAnsi="Arial" w:cs="Arial"/>
-                <w:color w:val="000000"/>
-                <w:sz w:val="20"/>
-                <w:szCs w:val="20"/>
-              </w:rPr>
-              <w:t>9 (11%)</w:t>
+              <w:right w:val="none" w:sz="0" w:space="0" w:color="000000"/>
+            </w:tcBorders>
+            <w:shd w:val="clear" w:color="auto" w:fill="FFFFFF"/>
+            <w:tcMar>
+              <w:top w:w="0" w:type="dxa"/>
+              <w:left w:w="0" w:type="dxa"/>
+              <w:bottom w:w="0" w:type="dxa"/>
+              <w:right w:w="0" w:type="dxa"/>
+            </w:tcMar>
+          </w:tcPr>
+          <w:p>
+            <w:pPr>
+              <w:pBdr>
+                <w:top w:val="none" w:sz="0" w:space="0" w:color="000000"/>
+                <w:left w:val="none" w:sz="0" w:space="0" w:color="000000"/>
+                <w:bottom w:val="none" w:sz="0" w:space="0" w:color="000000"/>
+                <w:right w:val="none" w:sz="0" w:space="0" w:color="000000"/>
+              </w:pBdr>
+              <w:ind w:left="100" w:right="100"/>
+              <w:jc w:val="center"/>
+              <w:rPr>
+                <w:rFonts w:ascii="Arial" w:eastAsia="Arial" w:hAnsi="Arial" w:cs="Arial"/>
+                <w:color w:val="000000"/>
+                <w:sz w:val="18"/>
+                <w:szCs w:val="18"/>
+              </w:rPr>
+            </w:pPr>
+            <w:r>
+              <w:rPr>
+                <w:rFonts w:ascii="Arial" w:eastAsia="Arial" w:hAnsi="Arial" w:cs="Arial"/>
+                <w:color w:val="000000"/>
+                <w:sz w:val="18"/>
+                <w:szCs w:val="18"/>
+              </w:rPr>
+              <w:t>27 (37%)</w:t>
             </w:r>
           </w:p>
         </w:tc>
@@ -10282,41 +10488,44 @@
           <w:tcPr>
             <w:tcW w:w="1926" w:type="dxa"/>
             <w:tcBorders>
+              <w:top w:val="single" w:sz="4" w:space="0" w:color="auto"/>
+              <w:left w:val="none" w:sz="0" w:space="0" w:color="000000"/>
               <w:bottom w:val="single" w:sz="4" w:space="0" w:color="auto"/>
-            </w:tcBorders>
-            <w:shd w:val="clear" w:color="auto" w:fill="FFFFFF"/>
-            <w:tcMar>
-              <w:top w:w="0" w:type="dxa"/>
-              <w:left w:w="0" w:type="dxa"/>
-              <w:bottom w:w="0" w:type="dxa"/>
-              <w:right w:w="0" w:type="dxa"/>
-            </w:tcMar>
-          </w:tcPr>
-          <w:p>
-            <w:pPr>
-              <w:pBdr>
-                <w:top w:val="none" w:sz="0" w:space="0" w:color="000000"/>
-                <w:left w:val="none" w:sz="0" w:space="0" w:color="000000"/>
-                <w:bottom w:val="none" w:sz="0" w:space="0" w:color="000000"/>
-                <w:right w:val="none" w:sz="0" w:space="0" w:color="000000"/>
-              </w:pBdr>
-              <w:ind w:left="100" w:right="100"/>
-              <w:jc w:val="center"/>
-              <w:rPr>
-                <w:rFonts w:ascii="Arial" w:eastAsia="Arial" w:hAnsi="Arial" w:cs="Arial"/>
-                <w:color w:val="000000"/>
-                <w:sz w:val="20"/>
-                <w:szCs w:val="20"/>
-              </w:rPr>
-            </w:pPr>
-            <w:r>
-              <w:rPr>
-                <w:rFonts w:ascii="Arial" w:eastAsia="Arial" w:hAnsi="Arial" w:cs="Arial"/>
-                <w:color w:val="000000"/>
-                <w:sz w:val="20"/>
-                <w:szCs w:val="20"/>
-              </w:rPr>
-              <w:t>8 (6.5%)</w:t>
+              <w:right w:val="none" w:sz="0" w:space="0" w:color="000000"/>
+            </w:tcBorders>
+            <w:shd w:val="clear" w:color="auto" w:fill="FFFFFF"/>
+            <w:tcMar>
+              <w:top w:w="0" w:type="dxa"/>
+              <w:left w:w="0" w:type="dxa"/>
+              <w:bottom w:w="0" w:type="dxa"/>
+              <w:right w:w="0" w:type="dxa"/>
+            </w:tcMar>
+          </w:tcPr>
+          <w:p>
+            <w:pPr>
+              <w:pBdr>
+                <w:top w:val="none" w:sz="0" w:space="0" w:color="000000"/>
+                <w:left w:val="none" w:sz="0" w:space="0" w:color="000000"/>
+                <w:bottom w:val="none" w:sz="0" w:space="0" w:color="000000"/>
+                <w:right w:val="none" w:sz="0" w:space="0" w:color="000000"/>
+              </w:pBdr>
+              <w:ind w:left="100" w:right="100"/>
+              <w:jc w:val="center"/>
+              <w:rPr>
+                <w:rFonts w:ascii="Arial" w:eastAsia="Arial" w:hAnsi="Arial" w:cs="Arial"/>
+                <w:color w:val="000000"/>
+                <w:sz w:val="18"/>
+                <w:szCs w:val="18"/>
+              </w:rPr>
+            </w:pPr>
+            <w:r>
+              <w:rPr>
+                <w:rFonts w:ascii="Arial" w:eastAsia="Arial" w:hAnsi="Arial" w:cs="Arial"/>
+                <w:color w:val="000000"/>
+                <w:sz w:val="18"/>
+                <w:szCs w:val="18"/>
+              </w:rPr>
+              <w:t>36 (34%)</w:t>
             </w:r>
           </w:p>
         </w:tc>
@@ -10324,33 +10533,45 @@
           <w:tcPr>
             <w:tcW w:w="1181" w:type="dxa"/>
             <w:tcBorders>
+              <w:top w:val="single" w:sz="4" w:space="0" w:color="auto"/>
+              <w:left w:val="none" w:sz="0" w:space="0" w:color="000000"/>
               <w:bottom w:val="single" w:sz="4" w:space="0" w:color="auto"/>
-            </w:tcBorders>
-            <w:shd w:val="clear" w:color="auto" w:fill="FFFFFF"/>
-            <w:tcMar>
-              <w:top w:w="0" w:type="dxa"/>
-              <w:left w:w="0" w:type="dxa"/>
-              <w:bottom w:w="0" w:type="dxa"/>
-              <w:right w:w="0" w:type="dxa"/>
-            </w:tcMar>
-          </w:tcPr>
-          <w:p>
-            <w:pPr>
-              <w:pBdr>
-                <w:top w:val="none" w:sz="0" w:space="0" w:color="000000"/>
-                <w:left w:val="none" w:sz="0" w:space="0" w:color="000000"/>
-                <w:bottom w:val="none" w:sz="0" w:space="0" w:color="000000"/>
-                <w:right w:val="none" w:sz="0" w:space="0" w:color="000000"/>
-              </w:pBdr>
-              <w:ind w:left="100" w:right="100"/>
-              <w:jc w:val="center"/>
-              <w:rPr>
-                <w:rFonts w:ascii="Arial" w:eastAsia="Arial" w:hAnsi="Arial" w:cs="Arial"/>
-                <w:color w:val="000000"/>
-                <w:sz w:val="20"/>
-                <w:szCs w:val="20"/>
-              </w:rPr>
-            </w:pPr>
+              <w:right w:val="none" w:sz="0" w:space="0" w:color="000000"/>
+            </w:tcBorders>
+            <w:shd w:val="clear" w:color="auto" w:fill="FFFFFF"/>
+            <w:tcMar>
+              <w:top w:w="0" w:type="dxa"/>
+              <w:left w:w="0" w:type="dxa"/>
+              <w:bottom w:w="0" w:type="dxa"/>
+              <w:right w:w="0" w:type="dxa"/>
+            </w:tcMar>
+          </w:tcPr>
+          <w:p>
+            <w:pPr>
+              <w:pBdr>
+                <w:top w:val="none" w:sz="0" w:space="0" w:color="000000"/>
+                <w:left w:val="none" w:sz="0" w:space="0" w:color="000000"/>
+                <w:bottom w:val="none" w:sz="0" w:space="0" w:color="000000"/>
+                <w:right w:val="none" w:sz="0" w:space="0" w:color="000000"/>
+              </w:pBdr>
+              <w:ind w:left="100" w:right="100"/>
+              <w:jc w:val="center"/>
+              <w:rPr>
+                <w:rFonts w:ascii="Arial" w:eastAsia="Arial" w:hAnsi="Arial" w:cs="Arial"/>
+                <w:color w:val="000000"/>
+                <w:sz w:val="18"/>
+                <w:szCs w:val="18"/>
+              </w:rPr>
+            </w:pPr>
+            <w:r>
+              <w:rPr>
+                <w:rFonts w:ascii="Arial" w:eastAsia="Arial" w:hAnsi="Arial" w:cs="Arial"/>
+                <w:color w:val="000000"/>
+                <w:sz w:val="18"/>
+                <w:szCs w:val="18"/>
+              </w:rPr>
+              <w:t>0.833</w:t>
+            </w:r>
           </w:p>
         </w:tc>
       </w:tr>
@@ -10363,9 +10584,6 @@
             <w:tcW w:w="3345" w:type="dxa"/>
             <w:tcBorders>
               <w:top w:val="single" w:sz="4" w:space="0" w:color="auto"/>
-              <w:left w:val="none" w:sz="0" w:space="0" w:color="000000"/>
-              <w:bottom w:val="single" w:sz="4" w:space="0" w:color="auto"/>
-              <w:right w:val="none" w:sz="0" w:space="0" w:color="000000"/>
             </w:tcBorders>
             <w:shd w:val="clear" w:color="auto" w:fill="FFFFFF"/>
             <w:tcMar>
@@ -10400,7 +10618,7 @@
                 <w:sz w:val="20"/>
                 <w:szCs w:val="20"/>
               </w:rPr>
-              <w:t>Smokeless tobacco use (SLT)</w:t>
+              <w:t>Cancer stage</w:t>
             </w:r>
           </w:p>
         </w:tc>
@@ -10409,44 +10627,32 @@
             <w:tcW w:w="1596" w:type="dxa"/>
             <w:tcBorders>
               <w:top w:val="single" w:sz="4" w:space="0" w:color="auto"/>
-              <w:left w:val="none" w:sz="0" w:space="0" w:color="000000"/>
-              <w:bottom w:val="single" w:sz="4" w:space="0" w:color="auto"/>
-              <w:right w:val="none" w:sz="0" w:space="0" w:color="000000"/>
-            </w:tcBorders>
-            <w:shd w:val="clear" w:color="auto" w:fill="FFFFFF"/>
-            <w:tcMar>
-              <w:top w:w="0" w:type="dxa"/>
-              <w:left w:w="0" w:type="dxa"/>
-              <w:bottom w:w="0" w:type="dxa"/>
-              <w:right w:w="0" w:type="dxa"/>
-            </w:tcMar>
-          </w:tcPr>
-          <w:p>
-            <w:pPr>
-              <w:pBdr>
-                <w:top w:val="none" w:sz="0" w:space="0" w:color="000000"/>
-                <w:left w:val="none" w:sz="0" w:space="0" w:color="000000"/>
-                <w:bottom w:val="none" w:sz="0" w:space="0" w:color="000000"/>
-                <w:right w:val="none" w:sz="0" w:space="0" w:color="000000"/>
-              </w:pBdr>
-              <w:ind w:left="100" w:right="100"/>
-              <w:jc w:val="center"/>
-              <w:rPr>
-                <w:rFonts w:ascii="Arial" w:eastAsia="Arial" w:hAnsi="Arial" w:cs="Arial"/>
-                <w:color w:val="000000"/>
-                <w:sz w:val="20"/>
-                <w:szCs w:val="20"/>
-              </w:rPr>
-            </w:pPr>
-            <w:r>
-              <w:rPr>
-                <w:rFonts w:ascii="Arial" w:eastAsia="Arial" w:hAnsi="Arial" w:cs="Arial"/>
-                <w:color w:val="000000"/>
-                <w:sz w:val="20"/>
-                <w:szCs w:val="20"/>
-              </w:rPr>
-              <w:t>32 (39%)</w:t>
-            </w:r>
+            </w:tcBorders>
+            <w:shd w:val="clear" w:color="auto" w:fill="FFFFFF"/>
+            <w:tcMar>
+              <w:top w:w="0" w:type="dxa"/>
+              <w:left w:w="0" w:type="dxa"/>
+              <w:bottom w:w="0" w:type="dxa"/>
+              <w:right w:w="0" w:type="dxa"/>
+            </w:tcMar>
+          </w:tcPr>
+          <w:p>
+            <w:pPr>
+              <w:pBdr>
+                <w:top w:val="none" w:sz="0" w:space="0" w:color="000000"/>
+                <w:left w:val="none" w:sz="0" w:space="0" w:color="000000"/>
+                <w:bottom w:val="none" w:sz="0" w:space="0" w:color="000000"/>
+                <w:right w:val="none" w:sz="0" w:space="0" w:color="000000"/>
+              </w:pBdr>
+              <w:ind w:left="100" w:right="100"/>
+              <w:jc w:val="center"/>
+              <w:rPr>
+                <w:rFonts w:ascii="Arial" w:eastAsia="Arial" w:hAnsi="Arial" w:cs="Arial"/>
+                <w:color w:val="000000"/>
+                <w:sz w:val="18"/>
+                <w:szCs w:val="18"/>
+              </w:rPr>
+            </w:pPr>
           </w:p>
         </w:tc>
         <w:tc>
@@ -10454,44 +10660,32 @@
             <w:tcW w:w="1926" w:type="dxa"/>
             <w:tcBorders>
               <w:top w:val="single" w:sz="4" w:space="0" w:color="auto"/>
-              <w:left w:val="none" w:sz="0" w:space="0" w:color="000000"/>
-              <w:bottom w:val="single" w:sz="4" w:space="0" w:color="auto"/>
-              <w:right w:val="none" w:sz="0" w:space="0" w:color="000000"/>
-            </w:tcBorders>
-            <w:shd w:val="clear" w:color="auto" w:fill="FFFFFF"/>
-            <w:tcMar>
-              <w:top w:w="0" w:type="dxa"/>
-              <w:left w:w="0" w:type="dxa"/>
-              <w:bottom w:w="0" w:type="dxa"/>
-              <w:right w:w="0" w:type="dxa"/>
-            </w:tcMar>
-          </w:tcPr>
-          <w:p>
-            <w:pPr>
-              <w:pBdr>
-                <w:top w:val="none" w:sz="0" w:space="0" w:color="000000"/>
-                <w:left w:val="none" w:sz="0" w:space="0" w:color="000000"/>
-                <w:bottom w:val="none" w:sz="0" w:space="0" w:color="000000"/>
-                <w:right w:val="none" w:sz="0" w:space="0" w:color="000000"/>
-              </w:pBdr>
-              <w:ind w:left="100" w:right="100"/>
-              <w:jc w:val="center"/>
-              <w:rPr>
-                <w:rFonts w:ascii="Arial" w:eastAsia="Arial" w:hAnsi="Arial" w:cs="Arial"/>
-                <w:color w:val="000000"/>
-                <w:sz w:val="20"/>
-                <w:szCs w:val="20"/>
-              </w:rPr>
-            </w:pPr>
-            <w:r>
-              <w:rPr>
-                <w:rFonts w:ascii="Arial" w:eastAsia="Arial" w:hAnsi="Arial" w:cs="Arial"/>
-                <w:color w:val="000000"/>
-                <w:sz w:val="20"/>
-                <w:szCs w:val="20"/>
-              </w:rPr>
-              <w:t>42 (34%)</w:t>
-            </w:r>
+            </w:tcBorders>
+            <w:shd w:val="clear" w:color="auto" w:fill="FFFFFF"/>
+            <w:tcMar>
+              <w:top w:w="0" w:type="dxa"/>
+              <w:left w:w="0" w:type="dxa"/>
+              <w:bottom w:w="0" w:type="dxa"/>
+              <w:right w:w="0" w:type="dxa"/>
+            </w:tcMar>
+          </w:tcPr>
+          <w:p>
+            <w:pPr>
+              <w:pBdr>
+                <w:top w:val="none" w:sz="0" w:space="0" w:color="000000"/>
+                <w:left w:val="none" w:sz="0" w:space="0" w:color="000000"/>
+                <w:bottom w:val="none" w:sz="0" w:space="0" w:color="000000"/>
+                <w:right w:val="none" w:sz="0" w:space="0" w:color="000000"/>
+              </w:pBdr>
+              <w:ind w:left="100" w:right="100"/>
+              <w:jc w:val="center"/>
+              <w:rPr>
+                <w:rFonts w:ascii="Arial" w:eastAsia="Arial" w:hAnsi="Arial" w:cs="Arial"/>
+                <w:color w:val="000000"/>
+                <w:sz w:val="18"/>
+                <w:szCs w:val="18"/>
+              </w:rPr>
+            </w:pPr>
           </w:p>
         </w:tc>
         <w:tc>
@@ -10499,43 +10693,42 @@
             <w:tcW w:w="1181" w:type="dxa"/>
             <w:tcBorders>
               <w:top w:val="single" w:sz="4" w:space="0" w:color="auto"/>
-              <w:left w:val="none" w:sz="0" w:space="0" w:color="000000"/>
-              <w:bottom w:val="single" w:sz="4" w:space="0" w:color="auto"/>
-              <w:right w:val="none" w:sz="0" w:space="0" w:color="000000"/>
-            </w:tcBorders>
-            <w:shd w:val="clear" w:color="auto" w:fill="FFFFFF"/>
-            <w:tcMar>
-              <w:top w:w="0" w:type="dxa"/>
-              <w:left w:w="0" w:type="dxa"/>
-              <w:bottom w:w="0" w:type="dxa"/>
-              <w:right w:w="0" w:type="dxa"/>
-            </w:tcMar>
-          </w:tcPr>
-          <w:p>
-            <w:pPr>
-              <w:pBdr>
-                <w:top w:val="none" w:sz="0" w:space="0" w:color="000000"/>
-                <w:left w:val="none" w:sz="0" w:space="0" w:color="000000"/>
-                <w:bottom w:val="none" w:sz="0" w:space="0" w:color="000000"/>
-                <w:right w:val="none" w:sz="0" w:space="0" w:color="000000"/>
-              </w:pBdr>
-              <w:ind w:left="100" w:right="100"/>
-              <w:jc w:val="center"/>
-              <w:rPr>
-                <w:rFonts w:ascii="Arial" w:eastAsia="Arial" w:hAnsi="Arial" w:cs="Arial"/>
-                <w:color w:val="000000"/>
-                <w:sz w:val="20"/>
-                <w:szCs w:val="20"/>
-              </w:rPr>
-            </w:pPr>
-            <w:r>
-              <w:rPr>
-                <w:rFonts w:ascii="Arial" w:eastAsia="Arial" w:hAnsi="Arial" w:cs="Arial"/>
-                <w:color w:val="000000"/>
-                <w:sz w:val="20"/>
-                <w:szCs w:val="20"/>
-              </w:rPr>
-              <w:t>0.618</w:t>
+            </w:tcBorders>
+            <w:shd w:val="clear" w:color="auto" w:fill="FFFFFF"/>
+            <w:tcMar>
+              <w:top w:w="0" w:type="dxa"/>
+              <w:left w:w="0" w:type="dxa"/>
+              <w:bottom w:w="0" w:type="dxa"/>
+              <w:right w:w="0" w:type="dxa"/>
+            </w:tcMar>
+          </w:tcPr>
+          <w:p>
+            <w:pPr>
+              <w:pBdr>
+                <w:top w:val="none" w:sz="0" w:space="0" w:color="000000"/>
+                <w:left w:val="none" w:sz="0" w:space="0" w:color="000000"/>
+                <w:bottom w:val="none" w:sz="0" w:space="0" w:color="000000"/>
+                <w:right w:val="none" w:sz="0" w:space="0" w:color="000000"/>
+              </w:pBdr>
+              <w:ind w:left="100" w:right="100"/>
+              <w:jc w:val="center"/>
+              <w:rPr>
+                <w:rFonts w:ascii="Arial" w:eastAsia="Arial" w:hAnsi="Arial" w:cs="Arial"/>
+                <w:b/>
+                <w:color w:val="000000"/>
+                <w:sz w:val="18"/>
+                <w:szCs w:val="18"/>
+              </w:rPr>
+            </w:pPr>
+            <w:r>
+              <w:rPr>
+                <w:rFonts w:ascii="Arial" w:eastAsia="Arial" w:hAnsi="Arial" w:cs="Arial"/>
+                <w:b/>
+                <w:color w:val="000000"/>
+                <w:sz w:val="18"/>
+                <w:szCs w:val="18"/>
+              </w:rPr>
+              <w:t>&lt;0.001</w:t>
             </w:r>
           </w:p>
         </w:tc>
@@ -10547,154 +10740,147 @@
         <w:tc>
           <w:tcPr>
             <w:tcW w:w="3345" w:type="dxa"/>
-            <w:tcBorders>
-              <w:top w:val="single" w:sz="4" w:space="0" w:color="auto"/>
-            </w:tcBorders>
-            <w:shd w:val="clear" w:color="auto" w:fill="FFFFFF"/>
-            <w:tcMar>
-              <w:top w:w="0" w:type="dxa"/>
-              <w:left w:w="0" w:type="dxa"/>
-              <w:bottom w:w="0" w:type="dxa"/>
-              <w:right w:w="0" w:type="dxa"/>
-            </w:tcMar>
-          </w:tcPr>
-          <w:p>
-            <w:pPr>
-              <w:pBdr>
-                <w:top w:val="none" w:sz="0" w:space="0" w:color="000000"/>
-                <w:left w:val="none" w:sz="0" w:space="0" w:color="000000"/>
-                <w:bottom w:val="none" w:sz="0" w:space="0" w:color="000000"/>
-                <w:right w:val="none" w:sz="0" w:space="0" w:color="000000"/>
-              </w:pBdr>
-              <w:ind w:left="100" w:right="100"/>
-              <w:rPr>
-                <w:rFonts w:ascii="Arial" w:eastAsia="Arial" w:hAnsi="Arial" w:cs="Arial"/>
-                <w:b/>
-                <w:color w:val="000000"/>
-                <w:sz w:val="20"/>
-                <w:szCs w:val="20"/>
-              </w:rPr>
-            </w:pPr>
-            <w:r>
-              <w:rPr>
-                <w:rFonts w:ascii="Arial" w:eastAsia="Arial" w:hAnsi="Arial" w:cs="Arial"/>
-                <w:b/>
-                <w:color w:val="000000"/>
-                <w:sz w:val="20"/>
-                <w:szCs w:val="20"/>
-              </w:rPr>
-              <w:t>Cancer stage</w:t>
+            <w:shd w:val="clear" w:color="auto" w:fill="FFFFFF"/>
+            <w:tcMar>
+              <w:top w:w="0" w:type="dxa"/>
+              <w:left w:w="0" w:type="dxa"/>
+              <w:bottom w:w="0" w:type="dxa"/>
+              <w:right w:w="0" w:type="dxa"/>
+            </w:tcMar>
+          </w:tcPr>
+          <w:p>
+            <w:pPr>
+              <w:pBdr>
+                <w:top w:val="none" w:sz="0" w:space="0" w:color="000000"/>
+                <w:left w:val="none" w:sz="0" w:space="0" w:color="000000"/>
+                <w:bottom w:val="none" w:sz="0" w:space="0" w:color="000000"/>
+                <w:right w:val="none" w:sz="0" w:space="0" w:color="000000"/>
+              </w:pBdr>
+              <w:ind w:left="300" w:right="100"/>
+              <w:rPr>
+                <w:rFonts w:ascii="Arial" w:eastAsia="Arial" w:hAnsi="Arial" w:cs="Arial"/>
+                <w:color w:val="000000"/>
+                <w:sz w:val="20"/>
+                <w:szCs w:val="20"/>
+              </w:rPr>
+            </w:pPr>
+            <w:r>
+              <w:rPr>
+                <w:rFonts w:ascii="Arial" w:eastAsia="Arial" w:hAnsi="Arial" w:cs="Arial"/>
+                <w:color w:val="000000"/>
+                <w:sz w:val="20"/>
+                <w:szCs w:val="20"/>
+              </w:rPr>
+              <w:t>Stage I</w:t>
             </w:r>
           </w:p>
         </w:tc>
         <w:tc>
           <w:tcPr>
             <w:tcW w:w="1596" w:type="dxa"/>
-            <w:tcBorders>
-              <w:top w:val="single" w:sz="4" w:space="0" w:color="auto"/>
-            </w:tcBorders>
-            <w:shd w:val="clear" w:color="auto" w:fill="FFFFFF"/>
-            <w:tcMar>
-              <w:top w:w="0" w:type="dxa"/>
-              <w:left w:w="0" w:type="dxa"/>
-              <w:bottom w:w="0" w:type="dxa"/>
-              <w:right w:w="0" w:type="dxa"/>
-            </w:tcMar>
-          </w:tcPr>
-          <w:p>
-            <w:pPr>
-              <w:pBdr>
-                <w:top w:val="none" w:sz="0" w:space="0" w:color="000000"/>
-                <w:left w:val="none" w:sz="0" w:space="0" w:color="000000"/>
-                <w:bottom w:val="none" w:sz="0" w:space="0" w:color="000000"/>
-                <w:right w:val="none" w:sz="0" w:space="0" w:color="000000"/>
-              </w:pBdr>
-              <w:ind w:left="100" w:right="100"/>
-              <w:jc w:val="center"/>
-              <w:rPr>
-                <w:rFonts w:ascii="Arial" w:eastAsia="Arial" w:hAnsi="Arial" w:cs="Arial"/>
-                <w:color w:val="000000"/>
-                <w:sz w:val="20"/>
-                <w:szCs w:val="20"/>
-              </w:rPr>
-            </w:pPr>
+            <w:shd w:val="clear" w:color="auto" w:fill="FFFFFF"/>
+            <w:tcMar>
+              <w:top w:w="0" w:type="dxa"/>
+              <w:left w:w="0" w:type="dxa"/>
+              <w:bottom w:w="0" w:type="dxa"/>
+              <w:right w:w="0" w:type="dxa"/>
+            </w:tcMar>
+          </w:tcPr>
+          <w:p>
+            <w:pPr>
+              <w:pBdr>
+                <w:top w:val="none" w:sz="0" w:space="0" w:color="000000"/>
+                <w:left w:val="none" w:sz="0" w:space="0" w:color="000000"/>
+                <w:bottom w:val="none" w:sz="0" w:space="0" w:color="000000"/>
+                <w:right w:val="none" w:sz="0" w:space="0" w:color="000000"/>
+              </w:pBdr>
+              <w:ind w:left="100" w:right="100"/>
+              <w:jc w:val="center"/>
+              <w:rPr>
+                <w:rFonts w:ascii="Arial" w:eastAsia="Arial" w:hAnsi="Arial" w:cs="Arial"/>
+                <w:color w:val="000000"/>
+                <w:sz w:val="18"/>
+                <w:szCs w:val="18"/>
+              </w:rPr>
+            </w:pPr>
+            <w:r>
+              <w:rPr>
+                <w:rFonts w:ascii="Arial" w:eastAsia="Arial" w:hAnsi="Arial" w:cs="Arial"/>
+                <w:color w:val="000000"/>
+                <w:sz w:val="18"/>
+                <w:szCs w:val="18"/>
+              </w:rPr>
+              <w:t>6 (8.2%)</w:t>
+            </w:r>
           </w:p>
         </w:tc>
         <w:tc>
           <w:tcPr>
             <w:tcW w:w="1926" w:type="dxa"/>
-            <w:tcBorders>
-              <w:top w:val="single" w:sz="4" w:space="0" w:color="auto"/>
-            </w:tcBorders>
-            <w:shd w:val="clear" w:color="auto" w:fill="FFFFFF"/>
-            <w:tcMar>
-              <w:top w:w="0" w:type="dxa"/>
-              <w:left w:w="0" w:type="dxa"/>
-              <w:bottom w:w="0" w:type="dxa"/>
-              <w:right w:w="0" w:type="dxa"/>
-            </w:tcMar>
-          </w:tcPr>
-          <w:p>
-            <w:pPr>
-              <w:pBdr>
-                <w:top w:val="none" w:sz="0" w:space="0" w:color="000000"/>
-                <w:left w:val="none" w:sz="0" w:space="0" w:color="000000"/>
-                <w:bottom w:val="none" w:sz="0" w:space="0" w:color="000000"/>
-                <w:right w:val="none" w:sz="0" w:space="0" w:color="000000"/>
-              </w:pBdr>
-              <w:ind w:left="100" w:right="100"/>
-              <w:jc w:val="center"/>
-              <w:rPr>
-                <w:rFonts w:ascii="Arial" w:eastAsia="Arial" w:hAnsi="Arial" w:cs="Arial"/>
-                <w:color w:val="000000"/>
-                <w:sz w:val="20"/>
-                <w:szCs w:val="20"/>
-              </w:rPr>
-            </w:pPr>
+            <w:shd w:val="clear" w:color="auto" w:fill="FFFFFF"/>
+            <w:tcMar>
+              <w:top w:w="0" w:type="dxa"/>
+              <w:left w:w="0" w:type="dxa"/>
+              <w:bottom w:w="0" w:type="dxa"/>
+              <w:right w:w="0" w:type="dxa"/>
+            </w:tcMar>
+          </w:tcPr>
+          <w:p>
+            <w:pPr>
+              <w:pBdr>
+                <w:top w:val="none" w:sz="0" w:space="0" w:color="000000"/>
+                <w:left w:val="none" w:sz="0" w:space="0" w:color="000000"/>
+                <w:bottom w:val="none" w:sz="0" w:space="0" w:color="000000"/>
+                <w:right w:val="none" w:sz="0" w:space="0" w:color="000000"/>
+              </w:pBdr>
+              <w:ind w:left="100" w:right="100"/>
+              <w:jc w:val="center"/>
+              <w:rPr>
+                <w:rFonts w:ascii="Arial" w:eastAsia="Arial" w:hAnsi="Arial" w:cs="Arial"/>
+                <w:color w:val="000000"/>
+                <w:sz w:val="18"/>
+                <w:szCs w:val="18"/>
+              </w:rPr>
+            </w:pPr>
+            <w:r>
+              <w:rPr>
+                <w:rFonts w:ascii="Arial" w:eastAsia="Arial" w:hAnsi="Arial" w:cs="Arial"/>
+                <w:color w:val="000000"/>
+                <w:sz w:val="18"/>
+                <w:szCs w:val="18"/>
+              </w:rPr>
+              <w:t>3 (2.9%)</w:t>
+            </w:r>
           </w:p>
         </w:tc>
         <w:tc>
           <w:tcPr>
             <w:tcW w:w="1181" w:type="dxa"/>
-            <w:tcBorders>
-              <w:top w:val="single" w:sz="4" w:space="0" w:color="auto"/>
-            </w:tcBorders>
-            <w:shd w:val="clear" w:color="auto" w:fill="FFFFFF"/>
-            <w:tcMar>
-              <w:top w:w="0" w:type="dxa"/>
-              <w:left w:w="0" w:type="dxa"/>
-              <w:bottom w:w="0" w:type="dxa"/>
-              <w:right w:w="0" w:type="dxa"/>
-            </w:tcMar>
-          </w:tcPr>
-          <w:p>
-            <w:pPr>
-              <w:pBdr>
-                <w:top w:val="none" w:sz="0" w:space="0" w:color="000000"/>
-                <w:left w:val="none" w:sz="0" w:space="0" w:color="000000"/>
-                <w:bottom w:val="none" w:sz="0" w:space="0" w:color="000000"/>
-                <w:right w:val="none" w:sz="0" w:space="0" w:color="000000"/>
-              </w:pBdr>
-              <w:ind w:left="100" w:right="100"/>
-              <w:jc w:val="center"/>
-              <w:rPr>
-                <w:rFonts w:ascii="Arial" w:eastAsia="Arial" w:hAnsi="Arial" w:cs="Arial"/>
-                <w:b/>
-                <w:color w:val="000000"/>
-                <w:sz w:val="20"/>
-                <w:szCs w:val="20"/>
-              </w:rPr>
-            </w:pPr>
-            <w:r>
-              <w:rPr>
-                <w:rFonts w:ascii="Arial" w:eastAsia="Arial" w:hAnsi="Arial" w:cs="Arial"/>
-                <w:b/>
-                <w:color w:val="000000"/>
-                <w:sz w:val="20"/>
-                <w:szCs w:val="20"/>
-              </w:rPr>
-              <w:t>&lt;0.001</w:t>
-            </w:r>
+            <w:shd w:val="clear" w:color="auto" w:fill="FFFFFF"/>
+            <w:tcMar>
+              <w:top w:w="0" w:type="dxa"/>
+              <w:left w:w="0" w:type="dxa"/>
+              <w:bottom w:w="0" w:type="dxa"/>
+              <w:right w:w="0" w:type="dxa"/>
+            </w:tcMar>
+          </w:tcPr>
+          <w:p>
+            <w:pPr>
+              <w:pBdr>
+                <w:top w:val="none" w:sz="0" w:space="0" w:color="000000"/>
+                <w:left w:val="none" w:sz="0" w:space="0" w:color="000000"/>
+                <w:bottom w:val="none" w:sz="0" w:space="0" w:color="000000"/>
+                <w:right w:val="none" w:sz="0" w:space="0" w:color="000000"/>
+              </w:pBdr>
+              <w:ind w:left="100" w:right="100"/>
+              <w:jc w:val="center"/>
+              <w:rPr>
+                <w:rFonts w:ascii="Arial" w:eastAsia="Arial" w:hAnsi="Arial" w:cs="Arial"/>
+                <w:color w:val="000000"/>
+                <w:sz w:val="18"/>
+                <w:szCs w:val="18"/>
+              </w:rPr>
+            </w:pPr>
           </w:p>
         </w:tc>
       </w:tr>
@@ -10736,7 +10922,7 @@
                 <w:sz w:val="20"/>
                 <w:szCs w:val="20"/>
               </w:rPr>
-              <w:t>Stage I</w:t>
+              <w:t>Stage II</w:t>
             </w:r>
           </w:p>
         </w:tc>
@@ -10764,18 +10950,18 @@
               <w:rPr>
                 <w:rFonts w:ascii="Arial" w:eastAsia="Arial" w:hAnsi="Arial" w:cs="Arial"/>
                 <w:color w:val="000000"/>
-                <w:sz w:val="20"/>
-                <w:szCs w:val="20"/>
-              </w:rPr>
-            </w:pPr>
-            <w:r>
-              <w:rPr>
-                <w:rFonts w:ascii="Arial" w:eastAsia="Arial" w:hAnsi="Arial" w:cs="Arial"/>
-                <w:color w:val="000000"/>
-                <w:sz w:val="20"/>
-                <w:szCs w:val="20"/>
-              </w:rPr>
-              <w:t>6 (7.2%)</w:t>
+                <w:sz w:val="18"/>
+                <w:szCs w:val="18"/>
+              </w:rPr>
+            </w:pPr>
+            <w:r>
+              <w:rPr>
+                <w:rFonts w:ascii="Arial" w:eastAsia="Arial" w:hAnsi="Arial" w:cs="Arial"/>
+                <w:color w:val="000000"/>
+                <w:sz w:val="18"/>
+                <w:szCs w:val="18"/>
+              </w:rPr>
+              <w:t>39 (53%)</w:t>
             </w:r>
           </w:p>
         </w:tc>
@@ -10803,18 +10989,18 @@
               <w:rPr>
                 <w:rFonts w:ascii="Arial" w:eastAsia="Arial" w:hAnsi="Arial" w:cs="Arial"/>
                 <w:color w:val="000000"/>
-                <w:sz w:val="20"/>
-                <w:szCs w:val="20"/>
-              </w:rPr>
-            </w:pPr>
-            <w:r>
-              <w:rPr>
-                <w:rFonts w:ascii="Arial" w:eastAsia="Arial" w:hAnsi="Arial" w:cs="Arial"/>
-                <w:color w:val="000000"/>
-                <w:sz w:val="20"/>
-                <w:szCs w:val="20"/>
-              </w:rPr>
-              <w:t>3 (2.4%)</w:t>
+                <w:sz w:val="18"/>
+                <w:szCs w:val="18"/>
+              </w:rPr>
+            </w:pPr>
+            <w:r>
+              <w:rPr>
+                <w:rFonts w:ascii="Arial" w:eastAsia="Arial" w:hAnsi="Arial" w:cs="Arial"/>
+                <w:color w:val="000000"/>
+                <w:sz w:val="18"/>
+                <w:szCs w:val="18"/>
+              </w:rPr>
+              <w:t>29 (28%)</w:t>
             </w:r>
           </w:p>
         </w:tc>
@@ -10842,8 +11028,8 @@
               <w:rPr>
                 <w:rFonts w:ascii="Arial" w:eastAsia="Arial" w:hAnsi="Arial" w:cs="Arial"/>
                 <w:color w:val="000000"/>
-                <w:sz w:val="20"/>
-                <w:szCs w:val="20"/>
+                <w:sz w:val="18"/>
+                <w:szCs w:val="18"/>
               </w:rPr>
             </w:pPr>
           </w:p>
@@ -10887,7 +11073,7 @@
                 <w:sz w:val="20"/>
                 <w:szCs w:val="20"/>
               </w:rPr>
-              <w:t>Stage II</w:t>
+              <w:t>Stage III</w:t>
             </w:r>
           </w:p>
         </w:tc>
@@ -10915,18 +11101,18 @@
               <w:rPr>
                 <w:rFonts w:ascii="Arial" w:eastAsia="Arial" w:hAnsi="Arial" w:cs="Arial"/>
                 <w:color w:val="000000"/>
-                <w:sz w:val="20"/>
-                <w:szCs w:val="20"/>
-              </w:rPr>
-            </w:pPr>
-            <w:r>
-              <w:rPr>
-                <w:rFonts w:ascii="Arial" w:eastAsia="Arial" w:hAnsi="Arial" w:cs="Arial"/>
-                <w:color w:val="000000"/>
-                <w:sz w:val="20"/>
-                <w:szCs w:val="20"/>
-              </w:rPr>
-              <w:t>41 (49%)</w:t>
+                <w:sz w:val="18"/>
+                <w:szCs w:val="18"/>
+              </w:rPr>
+            </w:pPr>
+            <w:r>
+              <w:rPr>
+                <w:rFonts w:ascii="Arial" w:eastAsia="Arial" w:hAnsi="Arial" w:cs="Arial"/>
+                <w:color w:val="000000"/>
+                <w:sz w:val="18"/>
+                <w:szCs w:val="18"/>
+              </w:rPr>
+              <w:t>21 (29%)</w:t>
             </w:r>
           </w:p>
         </w:tc>
@@ -10954,18 +11140,18 @@
               <w:rPr>
                 <w:rFonts w:ascii="Arial" w:eastAsia="Arial" w:hAnsi="Arial" w:cs="Arial"/>
                 <w:color w:val="000000"/>
-                <w:sz w:val="20"/>
-                <w:szCs w:val="20"/>
-              </w:rPr>
-            </w:pPr>
-            <w:r>
-              <w:rPr>
-                <w:rFonts w:ascii="Arial" w:eastAsia="Arial" w:hAnsi="Arial" w:cs="Arial"/>
-                <w:color w:val="000000"/>
-                <w:sz w:val="20"/>
-                <w:szCs w:val="20"/>
-              </w:rPr>
-              <w:t>32 (26%)</w:t>
+                <w:sz w:val="18"/>
+                <w:szCs w:val="18"/>
+              </w:rPr>
+            </w:pPr>
+            <w:r>
+              <w:rPr>
+                <w:rFonts w:ascii="Arial" w:eastAsia="Arial" w:hAnsi="Arial" w:cs="Arial"/>
+                <w:color w:val="000000"/>
+                <w:sz w:val="18"/>
+                <w:szCs w:val="18"/>
+              </w:rPr>
+              <w:t>51 (49%)</w:t>
             </w:r>
           </w:p>
         </w:tc>
@@ -10993,8 +11179,8 @@
               <w:rPr>
                 <w:rFonts w:ascii="Arial" w:eastAsia="Arial" w:hAnsi="Arial" w:cs="Arial"/>
                 <w:color w:val="000000"/>
-                <w:sz w:val="20"/>
-                <w:szCs w:val="20"/>
+                <w:sz w:val="18"/>
+                <w:szCs w:val="18"/>
               </w:rPr>
             </w:pPr>
           </w:p>
@@ -11007,6 +11193,9 @@
         <w:tc>
           <w:tcPr>
             <w:tcW w:w="3345" w:type="dxa"/>
+            <w:tcBorders>
+              <w:bottom w:val="single" w:sz="4" w:space="0" w:color="auto"/>
+            </w:tcBorders>
             <w:shd w:val="clear" w:color="auto" w:fill="FFFFFF"/>
             <w:tcMar>
               <w:top w:w="0" w:type="dxa"/>
@@ -11038,114 +11227,123 @@
                 <w:sz w:val="20"/>
                 <w:szCs w:val="20"/>
               </w:rPr>
-              <w:t>Stage III</w:t>
+              <w:t>Stage IV</w:t>
             </w:r>
           </w:p>
         </w:tc>
         <w:tc>
           <w:tcPr>
             <w:tcW w:w="1596" w:type="dxa"/>
-            <w:shd w:val="clear" w:color="auto" w:fill="FFFFFF"/>
-            <w:tcMar>
-              <w:top w:w="0" w:type="dxa"/>
-              <w:left w:w="0" w:type="dxa"/>
-              <w:bottom w:w="0" w:type="dxa"/>
-              <w:right w:w="0" w:type="dxa"/>
-            </w:tcMar>
-          </w:tcPr>
-          <w:p>
-            <w:pPr>
-              <w:pBdr>
-                <w:top w:val="none" w:sz="0" w:space="0" w:color="000000"/>
-                <w:left w:val="none" w:sz="0" w:space="0" w:color="000000"/>
-                <w:bottom w:val="none" w:sz="0" w:space="0" w:color="000000"/>
-                <w:right w:val="none" w:sz="0" w:space="0" w:color="000000"/>
-              </w:pBdr>
-              <w:ind w:left="100" w:right="100"/>
-              <w:jc w:val="center"/>
-              <w:rPr>
-                <w:rFonts w:ascii="Arial" w:eastAsia="Arial" w:hAnsi="Arial" w:cs="Arial"/>
-                <w:color w:val="000000"/>
-                <w:sz w:val="20"/>
-                <w:szCs w:val="20"/>
-              </w:rPr>
-            </w:pPr>
-            <w:r>
-              <w:rPr>
-                <w:rFonts w:ascii="Arial" w:eastAsia="Arial" w:hAnsi="Arial" w:cs="Arial"/>
-                <w:color w:val="000000"/>
-                <w:sz w:val="20"/>
-                <w:szCs w:val="20"/>
-              </w:rPr>
-              <w:t>27 (33%)</w:t>
+            <w:tcBorders>
+              <w:bottom w:val="single" w:sz="4" w:space="0" w:color="auto"/>
+            </w:tcBorders>
+            <w:shd w:val="clear" w:color="auto" w:fill="FFFFFF"/>
+            <w:tcMar>
+              <w:top w:w="0" w:type="dxa"/>
+              <w:left w:w="0" w:type="dxa"/>
+              <w:bottom w:w="0" w:type="dxa"/>
+              <w:right w:w="0" w:type="dxa"/>
+            </w:tcMar>
+          </w:tcPr>
+          <w:p>
+            <w:pPr>
+              <w:pBdr>
+                <w:top w:val="none" w:sz="0" w:space="0" w:color="000000"/>
+                <w:left w:val="none" w:sz="0" w:space="0" w:color="000000"/>
+                <w:bottom w:val="none" w:sz="0" w:space="0" w:color="000000"/>
+                <w:right w:val="none" w:sz="0" w:space="0" w:color="000000"/>
+              </w:pBdr>
+              <w:ind w:left="100" w:right="100"/>
+              <w:jc w:val="center"/>
+              <w:rPr>
+                <w:rFonts w:ascii="Arial" w:eastAsia="Arial" w:hAnsi="Arial" w:cs="Arial"/>
+                <w:color w:val="000000"/>
+                <w:sz w:val="18"/>
+                <w:szCs w:val="18"/>
+              </w:rPr>
+            </w:pPr>
+            <w:r>
+              <w:rPr>
+                <w:rFonts w:ascii="Arial" w:eastAsia="Arial" w:hAnsi="Arial" w:cs="Arial"/>
+                <w:color w:val="000000"/>
+                <w:sz w:val="18"/>
+                <w:szCs w:val="18"/>
+              </w:rPr>
+              <w:t>7 (9.6%)</w:t>
             </w:r>
           </w:p>
         </w:tc>
         <w:tc>
           <w:tcPr>
             <w:tcW w:w="1926" w:type="dxa"/>
-            <w:shd w:val="clear" w:color="auto" w:fill="FFFFFF"/>
-            <w:tcMar>
-              <w:top w:w="0" w:type="dxa"/>
-              <w:left w:w="0" w:type="dxa"/>
-              <w:bottom w:w="0" w:type="dxa"/>
-              <w:right w:w="0" w:type="dxa"/>
-            </w:tcMar>
-          </w:tcPr>
-          <w:p>
-            <w:pPr>
-              <w:pBdr>
-                <w:top w:val="none" w:sz="0" w:space="0" w:color="000000"/>
-                <w:left w:val="none" w:sz="0" w:space="0" w:color="000000"/>
-                <w:bottom w:val="none" w:sz="0" w:space="0" w:color="000000"/>
-                <w:right w:val="none" w:sz="0" w:space="0" w:color="000000"/>
-              </w:pBdr>
-              <w:ind w:left="100" w:right="100"/>
-              <w:jc w:val="center"/>
-              <w:rPr>
-                <w:rFonts w:ascii="Arial" w:eastAsia="Arial" w:hAnsi="Arial" w:cs="Arial"/>
-                <w:color w:val="000000"/>
-                <w:sz w:val="20"/>
-                <w:szCs w:val="20"/>
-              </w:rPr>
-            </w:pPr>
-            <w:r>
-              <w:rPr>
-                <w:rFonts w:ascii="Arial" w:eastAsia="Arial" w:hAnsi="Arial" w:cs="Arial"/>
-                <w:color w:val="000000"/>
-                <w:sz w:val="20"/>
-                <w:szCs w:val="20"/>
-              </w:rPr>
-              <w:t>60 (49%)</w:t>
+            <w:tcBorders>
+              <w:bottom w:val="single" w:sz="4" w:space="0" w:color="auto"/>
+            </w:tcBorders>
+            <w:shd w:val="clear" w:color="auto" w:fill="FFFFFF"/>
+            <w:tcMar>
+              <w:top w:w="0" w:type="dxa"/>
+              <w:left w:w="0" w:type="dxa"/>
+              <w:bottom w:w="0" w:type="dxa"/>
+              <w:right w:w="0" w:type="dxa"/>
+            </w:tcMar>
+          </w:tcPr>
+          <w:p>
+            <w:pPr>
+              <w:pBdr>
+                <w:top w:val="none" w:sz="0" w:space="0" w:color="000000"/>
+                <w:left w:val="none" w:sz="0" w:space="0" w:color="000000"/>
+                <w:bottom w:val="none" w:sz="0" w:space="0" w:color="000000"/>
+                <w:right w:val="none" w:sz="0" w:space="0" w:color="000000"/>
+              </w:pBdr>
+              <w:ind w:left="100" w:right="100"/>
+              <w:jc w:val="center"/>
+              <w:rPr>
+                <w:rFonts w:ascii="Arial" w:eastAsia="Arial" w:hAnsi="Arial" w:cs="Arial"/>
+                <w:color w:val="000000"/>
+                <w:sz w:val="18"/>
+                <w:szCs w:val="18"/>
+              </w:rPr>
+            </w:pPr>
+            <w:r>
+              <w:rPr>
+                <w:rFonts w:ascii="Arial" w:eastAsia="Arial" w:hAnsi="Arial" w:cs="Arial"/>
+                <w:color w:val="000000"/>
+                <w:sz w:val="18"/>
+                <w:szCs w:val="18"/>
+              </w:rPr>
+              <w:t>22 (21%)</w:t>
             </w:r>
           </w:p>
         </w:tc>
         <w:tc>
           <w:tcPr>
             <w:tcW w:w="1181" w:type="dxa"/>
-            <w:shd w:val="clear" w:color="auto" w:fill="FFFFFF"/>
-            <w:tcMar>
-              <w:top w:w="0" w:type="dxa"/>
-              <w:left w:w="0" w:type="dxa"/>
-              <w:bottom w:w="0" w:type="dxa"/>
-              <w:right w:w="0" w:type="dxa"/>
-            </w:tcMar>
-          </w:tcPr>
-          <w:p>
-            <w:pPr>
-              <w:pBdr>
-                <w:top w:val="none" w:sz="0" w:space="0" w:color="000000"/>
-                <w:left w:val="none" w:sz="0" w:space="0" w:color="000000"/>
-                <w:bottom w:val="none" w:sz="0" w:space="0" w:color="000000"/>
-                <w:right w:val="none" w:sz="0" w:space="0" w:color="000000"/>
-              </w:pBdr>
-              <w:ind w:left="100" w:right="100"/>
-              <w:jc w:val="center"/>
-              <w:rPr>
-                <w:rFonts w:ascii="Arial" w:eastAsia="Arial" w:hAnsi="Arial" w:cs="Arial"/>
-                <w:color w:val="000000"/>
-                <w:sz w:val="20"/>
-                <w:szCs w:val="20"/>
+            <w:tcBorders>
+              <w:bottom w:val="single" w:sz="4" w:space="0" w:color="auto"/>
+            </w:tcBorders>
+            <w:shd w:val="clear" w:color="auto" w:fill="FFFFFF"/>
+            <w:tcMar>
+              <w:top w:w="0" w:type="dxa"/>
+              <w:left w:w="0" w:type="dxa"/>
+              <w:bottom w:w="0" w:type="dxa"/>
+              <w:right w:w="0" w:type="dxa"/>
+            </w:tcMar>
+          </w:tcPr>
+          <w:p>
+            <w:pPr>
+              <w:pBdr>
+                <w:top w:val="none" w:sz="0" w:space="0" w:color="000000"/>
+                <w:left w:val="none" w:sz="0" w:space="0" w:color="000000"/>
+                <w:bottom w:val="none" w:sz="0" w:space="0" w:color="000000"/>
+                <w:right w:val="none" w:sz="0" w:space="0" w:color="000000"/>
+              </w:pBdr>
+              <w:ind w:left="100" w:right="100"/>
+              <w:jc w:val="center"/>
+              <w:rPr>
+                <w:rFonts w:ascii="Arial" w:eastAsia="Arial" w:hAnsi="Arial" w:cs="Arial"/>
+                <w:color w:val="000000"/>
+                <w:sz w:val="18"/>
+                <w:szCs w:val="18"/>
               </w:rPr>
             </w:pPr>
           </w:p>
@@ -11159,40 +11357,45 @@
           <w:tcPr>
             <w:tcW w:w="3345" w:type="dxa"/>
             <w:tcBorders>
-              <w:bottom w:val="single" w:sz="4" w:space="0" w:color="auto"/>
-            </w:tcBorders>
-            <w:shd w:val="clear" w:color="auto" w:fill="FFFFFF"/>
-            <w:tcMar>
-              <w:top w:w="0" w:type="dxa"/>
-              <w:left w:w="0" w:type="dxa"/>
-              <w:bottom w:w="0" w:type="dxa"/>
-              <w:right w:w="0" w:type="dxa"/>
-            </w:tcMar>
-          </w:tcPr>
-          <w:p>
-            <w:pPr>
-              <w:pBdr>
-                <w:top w:val="none" w:sz="0" w:space="0" w:color="000000"/>
-                <w:left w:val="none" w:sz="0" w:space="0" w:color="000000"/>
-                <w:bottom w:val="none" w:sz="0" w:space="0" w:color="000000"/>
-                <w:right w:val="none" w:sz="0" w:space="0" w:color="000000"/>
-              </w:pBdr>
-              <w:ind w:left="300" w:right="100"/>
-              <w:rPr>
-                <w:rFonts w:ascii="Arial" w:eastAsia="Arial" w:hAnsi="Arial" w:cs="Arial"/>
-                <w:color w:val="000000"/>
-                <w:sz w:val="20"/>
-                <w:szCs w:val="20"/>
-              </w:rPr>
-            </w:pPr>
-            <w:r>
-              <w:rPr>
-                <w:rFonts w:ascii="Arial" w:eastAsia="Arial" w:hAnsi="Arial" w:cs="Arial"/>
-                <w:color w:val="000000"/>
-                <w:sz w:val="20"/>
-                <w:szCs w:val="20"/>
-              </w:rPr>
-              <w:t>Stage IV</w:t>
+              <w:top w:val="single" w:sz="4" w:space="0" w:color="auto"/>
+              <w:left w:val="none" w:sz="0" w:space="0" w:color="000000"/>
+              <w:bottom w:val="none" w:sz="0" w:space="0" w:color="000000"/>
+              <w:right w:val="none" w:sz="0" w:space="0" w:color="000000"/>
+            </w:tcBorders>
+            <w:shd w:val="clear" w:color="auto" w:fill="FFFFFF"/>
+            <w:tcMar>
+              <w:top w:w="0" w:type="dxa"/>
+              <w:left w:w="0" w:type="dxa"/>
+              <w:bottom w:w="0" w:type="dxa"/>
+              <w:right w:w="0" w:type="dxa"/>
+            </w:tcMar>
+          </w:tcPr>
+          <w:p>
+            <w:pPr>
+              <w:pBdr>
+                <w:top w:val="none" w:sz="0" w:space="0" w:color="000000"/>
+                <w:left w:val="none" w:sz="0" w:space="0" w:color="000000"/>
+                <w:bottom w:val="none" w:sz="0" w:space="0" w:color="000000"/>
+                <w:right w:val="none" w:sz="0" w:space="0" w:color="000000"/>
+              </w:pBdr>
+              <w:ind w:left="100" w:right="100"/>
+              <w:rPr>
+                <w:rFonts w:ascii="Arial" w:eastAsia="Arial" w:hAnsi="Arial" w:cs="Arial"/>
+                <w:b/>
+                <w:color w:val="000000"/>
+                <w:sz w:val="20"/>
+                <w:szCs w:val="20"/>
+              </w:rPr>
+            </w:pPr>
+            <w:r>
+              <w:rPr>
+                <w:rFonts w:ascii="Arial" w:eastAsia="Arial" w:hAnsi="Arial" w:cs="Arial"/>
+                <w:b/>
+                <w:color w:val="000000"/>
+                <w:sz w:val="20"/>
+                <w:szCs w:val="20"/>
+              </w:rPr>
+              <w:t>First healthcare provider</w:t>
             </w:r>
           </w:p>
         </w:tc>
@@ -11200,117 +11403,119 @@
           <w:tcPr>
             <w:tcW w:w="1596" w:type="dxa"/>
             <w:tcBorders>
-              <w:bottom w:val="single" w:sz="4" w:space="0" w:color="auto"/>
-            </w:tcBorders>
-            <w:shd w:val="clear" w:color="auto" w:fill="FFFFFF"/>
-            <w:tcMar>
-              <w:top w:w="0" w:type="dxa"/>
-              <w:left w:w="0" w:type="dxa"/>
-              <w:bottom w:w="0" w:type="dxa"/>
-              <w:right w:w="0" w:type="dxa"/>
-            </w:tcMar>
-          </w:tcPr>
-          <w:p>
-            <w:pPr>
-              <w:pBdr>
-                <w:top w:val="none" w:sz="0" w:space="0" w:color="000000"/>
-                <w:left w:val="none" w:sz="0" w:space="0" w:color="000000"/>
-                <w:bottom w:val="none" w:sz="0" w:space="0" w:color="000000"/>
-                <w:right w:val="none" w:sz="0" w:space="0" w:color="000000"/>
-              </w:pBdr>
-              <w:ind w:left="100" w:right="100"/>
-              <w:jc w:val="center"/>
-              <w:rPr>
-                <w:rFonts w:ascii="Arial" w:eastAsia="Arial" w:hAnsi="Arial" w:cs="Arial"/>
-                <w:color w:val="000000"/>
-                <w:sz w:val="20"/>
-                <w:szCs w:val="20"/>
-              </w:rPr>
-            </w:pPr>
-            <w:r>
-              <w:rPr>
-                <w:rFonts w:ascii="Arial" w:eastAsia="Arial" w:hAnsi="Arial" w:cs="Arial"/>
-                <w:color w:val="000000"/>
-                <w:sz w:val="20"/>
-                <w:szCs w:val="20"/>
-              </w:rPr>
-              <w:t>9 (11%)</w:t>
-            </w:r>
+              <w:top w:val="single" w:sz="4" w:space="0" w:color="auto"/>
+              <w:left w:val="none" w:sz="0" w:space="0" w:color="000000"/>
+              <w:bottom w:val="none" w:sz="0" w:space="0" w:color="000000"/>
+              <w:right w:val="none" w:sz="0" w:space="0" w:color="000000"/>
+            </w:tcBorders>
+            <w:shd w:val="clear" w:color="auto" w:fill="FFFFFF"/>
+            <w:tcMar>
+              <w:top w:w="0" w:type="dxa"/>
+              <w:left w:w="0" w:type="dxa"/>
+              <w:bottom w:w="0" w:type="dxa"/>
+              <w:right w:w="0" w:type="dxa"/>
+            </w:tcMar>
+          </w:tcPr>
+          <w:p>
+            <w:pPr>
+              <w:pBdr>
+                <w:top w:val="none" w:sz="0" w:space="0" w:color="000000"/>
+                <w:left w:val="none" w:sz="0" w:space="0" w:color="000000"/>
+                <w:bottom w:val="none" w:sz="0" w:space="0" w:color="000000"/>
+                <w:right w:val="none" w:sz="0" w:space="0" w:color="000000"/>
+              </w:pBdr>
+              <w:ind w:left="100" w:right="100"/>
+              <w:jc w:val="center"/>
+              <w:rPr>
+                <w:rFonts w:ascii="Arial" w:eastAsia="Arial" w:hAnsi="Arial" w:cs="Arial"/>
+                <w:color w:val="000000"/>
+                <w:sz w:val="18"/>
+                <w:szCs w:val="18"/>
+              </w:rPr>
+            </w:pPr>
           </w:p>
         </w:tc>
         <w:tc>
           <w:tcPr>
             <w:tcW w:w="1926" w:type="dxa"/>
             <w:tcBorders>
-              <w:bottom w:val="single" w:sz="4" w:space="0" w:color="auto"/>
-            </w:tcBorders>
-            <w:shd w:val="clear" w:color="auto" w:fill="FFFFFF"/>
-            <w:tcMar>
-              <w:top w:w="0" w:type="dxa"/>
-              <w:left w:w="0" w:type="dxa"/>
-              <w:bottom w:w="0" w:type="dxa"/>
-              <w:right w:w="0" w:type="dxa"/>
-            </w:tcMar>
-          </w:tcPr>
-          <w:p>
-            <w:pPr>
-              <w:pBdr>
-                <w:top w:val="none" w:sz="0" w:space="0" w:color="000000"/>
-                <w:left w:val="none" w:sz="0" w:space="0" w:color="000000"/>
-                <w:bottom w:val="none" w:sz="0" w:space="0" w:color="000000"/>
-                <w:right w:val="none" w:sz="0" w:space="0" w:color="000000"/>
-              </w:pBdr>
-              <w:ind w:left="100" w:right="100"/>
-              <w:jc w:val="center"/>
-              <w:rPr>
-                <w:rFonts w:ascii="Arial" w:eastAsia="Arial" w:hAnsi="Arial" w:cs="Arial"/>
-                <w:color w:val="000000"/>
-                <w:sz w:val="20"/>
-                <w:szCs w:val="20"/>
-              </w:rPr>
-            </w:pPr>
-            <w:r>
-              <w:rPr>
-                <w:rFonts w:ascii="Arial" w:eastAsia="Arial" w:hAnsi="Arial" w:cs="Arial"/>
-                <w:color w:val="000000"/>
-                <w:sz w:val="20"/>
-                <w:szCs w:val="20"/>
-              </w:rPr>
-              <w:t>28 (23%)</w:t>
-            </w:r>
+              <w:top w:val="single" w:sz="4" w:space="0" w:color="auto"/>
+              <w:left w:val="none" w:sz="0" w:space="0" w:color="000000"/>
+              <w:bottom w:val="none" w:sz="0" w:space="0" w:color="000000"/>
+              <w:right w:val="none" w:sz="0" w:space="0" w:color="000000"/>
+            </w:tcBorders>
+            <w:shd w:val="clear" w:color="auto" w:fill="FFFFFF"/>
+            <w:tcMar>
+              <w:top w:w="0" w:type="dxa"/>
+              <w:left w:w="0" w:type="dxa"/>
+              <w:bottom w:w="0" w:type="dxa"/>
+              <w:right w:w="0" w:type="dxa"/>
+            </w:tcMar>
+          </w:tcPr>
+          <w:p>
+            <w:pPr>
+              <w:pBdr>
+                <w:top w:val="none" w:sz="0" w:space="0" w:color="000000"/>
+                <w:left w:val="none" w:sz="0" w:space="0" w:color="000000"/>
+                <w:bottom w:val="none" w:sz="0" w:space="0" w:color="000000"/>
+                <w:right w:val="none" w:sz="0" w:space="0" w:color="000000"/>
+              </w:pBdr>
+              <w:ind w:left="100" w:right="100"/>
+              <w:jc w:val="center"/>
+              <w:rPr>
+                <w:rFonts w:ascii="Arial" w:eastAsia="Arial" w:hAnsi="Arial" w:cs="Arial"/>
+                <w:color w:val="000000"/>
+                <w:sz w:val="18"/>
+                <w:szCs w:val="18"/>
+              </w:rPr>
+            </w:pPr>
           </w:p>
         </w:tc>
         <w:tc>
           <w:tcPr>
             <w:tcW w:w="1181" w:type="dxa"/>
             <w:tcBorders>
-              <w:bottom w:val="single" w:sz="4" w:space="0" w:color="auto"/>
-            </w:tcBorders>
-            <w:shd w:val="clear" w:color="auto" w:fill="FFFFFF"/>
-            <w:tcMar>
-              <w:top w:w="0" w:type="dxa"/>
-              <w:left w:w="0" w:type="dxa"/>
-              <w:bottom w:w="0" w:type="dxa"/>
-              <w:right w:w="0" w:type="dxa"/>
-            </w:tcMar>
-          </w:tcPr>
-          <w:p>
-            <w:pPr>
-              <w:pBdr>
-                <w:top w:val="none" w:sz="0" w:space="0" w:color="000000"/>
-                <w:left w:val="none" w:sz="0" w:space="0" w:color="000000"/>
-                <w:bottom w:val="none" w:sz="0" w:space="0" w:color="000000"/>
-                <w:right w:val="none" w:sz="0" w:space="0" w:color="000000"/>
-              </w:pBdr>
-              <w:ind w:left="100" w:right="100"/>
-              <w:jc w:val="center"/>
-              <w:rPr>
-                <w:rFonts w:ascii="Arial" w:eastAsia="Arial" w:hAnsi="Arial" w:cs="Arial"/>
-                <w:color w:val="000000"/>
-                <w:sz w:val="20"/>
-                <w:szCs w:val="20"/>
-              </w:rPr>
-            </w:pPr>
+              <w:top w:val="single" w:sz="4" w:space="0" w:color="auto"/>
+              <w:left w:val="none" w:sz="0" w:space="0" w:color="000000"/>
+              <w:bottom w:val="none" w:sz="0" w:space="0" w:color="000000"/>
+              <w:right w:val="none" w:sz="0" w:space="0" w:color="000000"/>
+            </w:tcBorders>
+            <w:shd w:val="clear" w:color="auto" w:fill="FFFFFF"/>
+            <w:tcMar>
+              <w:top w:w="0" w:type="dxa"/>
+              <w:left w:w="0" w:type="dxa"/>
+              <w:bottom w:w="0" w:type="dxa"/>
+              <w:right w:w="0" w:type="dxa"/>
+            </w:tcMar>
+          </w:tcPr>
+          <w:p>
+            <w:pPr>
+              <w:pBdr>
+                <w:top w:val="none" w:sz="0" w:space="0" w:color="000000"/>
+                <w:left w:val="none" w:sz="0" w:space="0" w:color="000000"/>
+                <w:bottom w:val="none" w:sz="0" w:space="0" w:color="000000"/>
+                <w:right w:val="none" w:sz="0" w:space="0" w:color="000000"/>
+              </w:pBdr>
+              <w:ind w:left="100" w:right="100"/>
+              <w:jc w:val="center"/>
+              <w:rPr>
+                <w:rFonts w:ascii="Arial" w:eastAsia="Arial" w:hAnsi="Arial" w:cs="Arial"/>
+                <w:b/>
+                <w:color w:val="000000"/>
+                <w:sz w:val="18"/>
+                <w:szCs w:val="18"/>
+              </w:rPr>
+            </w:pPr>
+            <w:r>
+              <w:rPr>
+                <w:rFonts w:ascii="Arial" w:eastAsia="Arial" w:hAnsi="Arial" w:cs="Arial"/>
+                <w:b/>
+                <w:color w:val="000000"/>
+                <w:sz w:val="18"/>
+                <w:szCs w:val="18"/>
+              </w:rPr>
+              <w:t>&lt;0.001</w:t>
+            </w:r>
           </w:p>
         </w:tc>
       </w:tr>
@@ -11322,7 +11527,7 @@
           <w:tcPr>
             <w:tcW w:w="3345" w:type="dxa"/>
             <w:tcBorders>
-              <w:top w:val="single" w:sz="4" w:space="0" w:color="auto"/>
+              <w:top w:val="none" w:sz="0" w:space="0" w:color="000000"/>
               <w:left w:val="none" w:sz="0" w:space="0" w:color="000000"/>
               <w:bottom w:val="none" w:sz="0" w:space="0" w:color="000000"/>
               <w:right w:val="none" w:sz="0" w:space="0" w:color="000000"/>
@@ -11343,24 +11548,22 @@
                 <w:bottom w:val="none" w:sz="0" w:space="0" w:color="000000"/>
                 <w:right w:val="none" w:sz="0" w:space="0" w:color="000000"/>
               </w:pBdr>
-              <w:ind w:left="100" w:right="100"/>
-              <w:rPr>
-                <w:rFonts w:ascii="Arial" w:eastAsia="Arial" w:hAnsi="Arial" w:cs="Arial"/>
-                <w:b/>
-                <w:color w:val="000000"/>
-                <w:sz w:val="20"/>
-                <w:szCs w:val="20"/>
-              </w:rPr>
-            </w:pPr>
-            <w:r>
-              <w:rPr>
-                <w:rFonts w:ascii="Arial" w:eastAsia="Arial" w:hAnsi="Arial" w:cs="Arial"/>
-                <w:b/>
-                <w:color w:val="000000"/>
-                <w:sz w:val="20"/>
-                <w:szCs w:val="20"/>
-              </w:rPr>
-              <w:t>First healthcare provider</w:t>
+              <w:ind w:left="300" w:right="100"/>
+              <w:rPr>
+                <w:rFonts w:ascii="Arial" w:eastAsia="Arial" w:hAnsi="Arial" w:cs="Arial"/>
+                <w:color w:val="000000"/>
+                <w:sz w:val="20"/>
+                <w:szCs w:val="20"/>
+              </w:rPr>
+            </w:pPr>
+            <w:r>
+              <w:rPr>
+                <w:rFonts w:ascii="Arial" w:eastAsia="Arial" w:hAnsi="Arial" w:cs="Arial"/>
+                <w:color w:val="000000"/>
+                <w:sz w:val="20"/>
+                <w:szCs w:val="20"/>
+              </w:rPr>
+              <w:t>Homeopathy</w:t>
             </w:r>
           </w:p>
         </w:tc>
@@ -11368,7 +11571,7 @@
           <w:tcPr>
             <w:tcW w:w="1596" w:type="dxa"/>
             <w:tcBorders>
-              <w:top w:val="single" w:sz="4" w:space="0" w:color="auto"/>
+              <w:top w:val="none" w:sz="0" w:space="0" w:color="000000"/>
               <w:left w:val="none" w:sz="0" w:space="0" w:color="000000"/>
               <w:bottom w:val="none" w:sz="0" w:space="0" w:color="000000"/>
               <w:right w:val="none" w:sz="0" w:space="0" w:color="000000"/>
@@ -11394,17 +11597,26 @@
               <w:rPr>
                 <w:rFonts w:ascii="Arial" w:eastAsia="Arial" w:hAnsi="Arial" w:cs="Arial"/>
                 <w:color w:val="000000"/>
-                <w:sz w:val="20"/>
-                <w:szCs w:val="20"/>
-              </w:rPr>
-            </w:pPr>
+                <w:sz w:val="18"/>
+                <w:szCs w:val="18"/>
+              </w:rPr>
+            </w:pPr>
+            <w:r>
+              <w:rPr>
+                <w:rFonts w:ascii="Arial" w:eastAsia="Arial" w:hAnsi="Arial" w:cs="Arial"/>
+                <w:color w:val="000000"/>
+                <w:sz w:val="18"/>
+                <w:szCs w:val="18"/>
+              </w:rPr>
+              <w:t>6 (8.2%)</w:t>
+            </w:r>
           </w:p>
         </w:tc>
         <w:tc>
           <w:tcPr>
             <w:tcW w:w="1926" w:type="dxa"/>
             <w:tcBorders>
-              <w:top w:val="single" w:sz="4" w:space="0" w:color="auto"/>
+              <w:top w:val="none" w:sz="0" w:space="0" w:color="000000"/>
               <w:left w:val="none" w:sz="0" w:space="0" w:color="000000"/>
               <w:bottom w:val="none" w:sz="0" w:space="0" w:color="000000"/>
               <w:right w:val="none" w:sz="0" w:space="0" w:color="000000"/>
@@ -11430,17 +11642,26 @@
               <w:rPr>
                 <w:rFonts w:ascii="Arial" w:eastAsia="Arial" w:hAnsi="Arial" w:cs="Arial"/>
                 <w:color w:val="000000"/>
-                <w:sz w:val="20"/>
-                <w:szCs w:val="20"/>
-              </w:rPr>
-            </w:pPr>
+                <w:sz w:val="18"/>
+                <w:szCs w:val="18"/>
+              </w:rPr>
+            </w:pPr>
+            <w:r>
+              <w:rPr>
+                <w:rFonts w:ascii="Arial" w:eastAsia="Arial" w:hAnsi="Arial" w:cs="Arial"/>
+                <w:color w:val="000000"/>
+                <w:sz w:val="18"/>
+                <w:szCs w:val="18"/>
+              </w:rPr>
+              <w:t>82 (78%)</w:t>
+            </w:r>
           </w:p>
         </w:tc>
         <w:tc>
           <w:tcPr>
             <w:tcW w:w="1181" w:type="dxa"/>
             <w:tcBorders>
-              <w:top w:val="single" w:sz="4" w:space="0" w:color="auto"/>
+              <w:top w:val="none" w:sz="0" w:space="0" w:color="000000"/>
               <w:left w:val="none" w:sz="0" w:space="0" w:color="000000"/>
               <w:bottom w:val="none" w:sz="0" w:space="0" w:color="000000"/>
               <w:right w:val="none" w:sz="0" w:space="0" w:color="000000"/>
@@ -11465,22 +11686,11 @@
               <w:jc w:val="center"/>
               <w:rPr>
                 <w:rFonts w:ascii="Arial" w:eastAsia="Arial" w:hAnsi="Arial" w:cs="Arial"/>
-                <w:b/>
-                <w:color w:val="000000"/>
-                <w:sz w:val="20"/>
-                <w:szCs w:val="20"/>
-              </w:rPr>
-            </w:pPr>
-            <w:r>
-              <w:rPr>
-                <w:rFonts w:ascii="Arial" w:eastAsia="Arial" w:hAnsi="Arial" w:cs="Arial"/>
-                <w:b/>
-                <w:color w:val="000000"/>
-                <w:sz w:val="20"/>
-                <w:szCs w:val="20"/>
-              </w:rPr>
-              <w:t>&lt;0.001</w:t>
-            </w:r>
+                <w:color w:val="000000"/>
+                <w:sz w:val="18"/>
+                <w:szCs w:val="18"/>
+              </w:rPr>
+            </w:pPr>
           </w:p>
         </w:tc>
       </w:tr>
@@ -11528,7 +11738,7 @@
                 <w:sz w:val="20"/>
                 <w:szCs w:val="20"/>
               </w:rPr>
-              <w:t>Homeopathy</w:t>
+              <w:t>Surgeon</w:t>
             </w:r>
           </w:p>
         </w:tc>
@@ -11562,18 +11772,18 @@
               <w:rPr>
                 <w:rFonts w:ascii="Arial" w:eastAsia="Arial" w:hAnsi="Arial" w:cs="Arial"/>
                 <w:color w:val="000000"/>
-                <w:sz w:val="20"/>
-                <w:szCs w:val="20"/>
-              </w:rPr>
-            </w:pPr>
-            <w:r>
-              <w:rPr>
-                <w:rFonts w:ascii="Arial" w:eastAsia="Arial" w:hAnsi="Arial" w:cs="Arial"/>
-                <w:color w:val="000000"/>
-                <w:sz w:val="20"/>
-                <w:szCs w:val="20"/>
-              </w:rPr>
-              <w:t>7 (8.4%)</w:t>
+                <w:sz w:val="18"/>
+                <w:szCs w:val="18"/>
+              </w:rPr>
+            </w:pPr>
+            <w:r>
+              <w:rPr>
+                <w:rFonts w:ascii="Arial" w:eastAsia="Arial" w:hAnsi="Arial" w:cs="Arial"/>
+                <w:color w:val="000000"/>
+                <w:sz w:val="18"/>
+                <w:szCs w:val="18"/>
+              </w:rPr>
+              <w:t>53 (73%)</w:t>
             </w:r>
           </w:p>
         </w:tc>
@@ -11607,18 +11817,18 @@
               <w:rPr>
                 <w:rFonts w:ascii="Arial" w:eastAsia="Arial" w:hAnsi="Arial" w:cs="Arial"/>
                 <w:color w:val="000000"/>
-                <w:sz w:val="20"/>
-                <w:szCs w:val="20"/>
-              </w:rPr>
-            </w:pPr>
-            <w:r>
-              <w:rPr>
-                <w:rFonts w:ascii="Arial" w:eastAsia="Arial" w:hAnsi="Arial" w:cs="Arial"/>
-                <w:color w:val="000000"/>
-                <w:sz w:val="20"/>
-                <w:szCs w:val="20"/>
-              </w:rPr>
-              <w:t>88 (72%)</w:t>
+                <w:sz w:val="18"/>
+                <w:szCs w:val="18"/>
+              </w:rPr>
+            </w:pPr>
+            <w:r>
+              <w:rPr>
+                <w:rFonts w:ascii="Arial" w:eastAsia="Arial" w:hAnsi="Arial" w:cs="Arial"/>
+                <w:color w:val="000000"/>
+                <w:sz w:val="18"/>
+                <w:szCs w:val="18"/>
+              </w:rPr>
+              <w:t>14 (13%)</w:t>
             </w:r>
           </w:p>
         </w:tc>
@@ -11652,8 +11862,8 @@
               <w:rPr>
                 <w:rFonts w:ascii="Arial" w:eastAsia="Arial" w:hAnsi="Arial" w:cs="Arial"/>
                 <w:color w:val="000000"/>
-                <w:sz w:val="20"/>
-                <w:szCs w:val="20"/>
+                <w:sz w:val="18"/>
+                <w:szCs w:val="18"/>
               </w:rPr>
             </w:pPr>
           </w:p>
@@ -11669,7 +11879,7 @@
             <w:tcBorders>
               <w:top w:val="none" w:sz="0" w:space="0" w:color="000000"/>
               <w:left w:val="none" w:sz="0" w:space="0" w:color="000000"/>
-              <w:bottom w:val="none" w:sz="0" w:space="0" w:color="000000"/>
+              <w:bottom w:val="single" w:sz="8" w:space="0" w:color="000000"/>
               <w:right w:val="none" w:sz="0" w:space="0" w:color="000000"/>
             </w:tcBorders>
             <w:shd w:val="clear" w:color="auto" w:fill="FFFFFF"/>
@@ -11703,144 +11913,13 @@
                 <w:sz w:val="20"/>
                 <w:szCs w:val="20"/>
               </w:rPr>
-              <w:t>Surgeon</w:t>
+              <w:t>Others</w:t>
             </w:r>
           </w:p>
         </w:tc>
         <w:tc>
           <w:tcPr>
             <w:tcW w:w="1596" w:type="dxa"/>
-            <w:tcBorders>
-              <w:top w:val="none" w:sz="0" w:space="0" w:color="000000"/>
-              <w:left w:val="none" w:sz="0" w:space="0" w:color="000000"/>
-              <w:bottom w:val="none" w:sz="0" w:space="0" w:color="000000"/>
-              <w:right w:val="none" w:sz="0" w:space="0" w:color="000000"/>
-            </w:tcBorders>
-            <w:shd w:val="clear" w:color="auto" w:fill="FFFFFF"/>
-            <w:tcMar>
-              <w:top w:w="0" w:type="dxa"/>
-              <w:left w:w="0" w:type="dxa"/>
-              <w:bottom w:w="0" w:type="dxa"/>
-              <w:right w:w="0" w:type="dxa"/>
-            </w:tcMar>
-          </w:tcPr>
-          <w:p>
-            <w:pPr>
-              <w:pBdr>
-                <w:top w:val="none" w:sz="0" w:space="0" w:color="000000"/>
-                <w:left w:val="none" w:sz="0" w:space="0" w:color="000000"/>
-                <w:bottom w:val="none" w:sz="0" w:space="0" w:color="000000"/>
-                <w:right w:val="none" w:sz="0" w:space="0" w:color="000000"/>
-              </w:pBdr>
-              <w:ind w:left="100" w:right="100"/>
-              <w:jc w:val="center"/>
-              <w:rPr>
-                <w:rFonts w:ascii="Arial" w:eastAsia="Arial" w:hAnsi="Arial" w:cs="Arial"/>
-                <w:color w:val="000000"/>
-                <w:sz w:val="20"/>
-                <w:szCs w:val="20"/>
-              </w:rPr>
-            </w:pPr>
-            <w:r>
-              <w:rPr>
-                <w:rFonts w:ascii="Arial" w:eastAsia="Arial" w:hAnsi="Arial" w:cs="Arial"/>
-                <w:color w:val="000000"/>
-                <w:sz w:val="20"/>
-                <w:szCs w:val="20"/>
-              </w:rPr>
-              <w:t>60 (72%)</w:t>
-            </w:r>
-          </w:p>
-        </w:tc>
-        <w:tc>
-          <w:tcPr>
-            <w:tcW w:w="1926" w:type="dxa"/>
-            <w:tcBorders>
-              <w:top w:val="none" w:sz="0" w:space="0" w:color="000000"/>
-              <w:left w:val="none" w:sz="0" w:space="0" w:color="000000"/>
-              <w:bottom w:val="none" w:sz="0" w:space="0" w:color="000000"/>
-              <w:right w:val="none" w:sz="0" w:space="0" w:color="000000"/>
-            </w:tcBorders>
-            <w:shd w:val="clear" w:color="auto" w:fill="FFFFFF"/>
-            <w:tcMar>
-              <w:top w:w="0" w:type="dxa"/>
-              <w:left w:w="0" w:type="dxa"/>
-              <w:bottom w:w="0" w:type="dxa"/>
-              <w:right w:w="0" w:type="dxa"/>
-            </w:tcMar>
-          </w:tcPr>
-          <w:p>
-            <w:pPr>
-              <w:pBdr>
-                <w:top w:val="none" w:sz="0" w:space="0" w:color="000000"/>
-                <w:left w:val="none" w:sz="0" w:space="0" w:color="000000"/>
-                <w:bottom w:val="none" w:sz="0" w:space="0" w:color="000000"/>
-                <w:right w:val="none" w:sz="0" w:space="0" w:color="000000"/>
-              </w:pBdr>
-              <w:ind w:left="100" w:right="100"/>
-              <w:jc w:val="center"/>
-              <w:rPr>
-                <w:rFonts w:ascii="Arial" w:eastAsia="Arial" w:hAnsi="Arial" w:cs="Arial"/>
-                <w:color w:val="000000"/>
-                <w:sz w:val="20"/>
-                <w:szCs w:val="20"/>
-              </w:rPr>
-            </w:pPr>
-            <w:r>
-              <w:rPr>
-                <w:rFonts w:ascii="Arial" w:eastAsia="Arial" w:hAnsi="Arial" w:cs="Arial"/>
-                <w:color w:val="000000"/>
-                <w:sz w:val="20"/>
-                <w:szCs w:val="20"/>
-              </w:rPr>
-              <w:t>21 (17%)</w:t>
-            </w:r>
-          </w:p>
-        </w:tc>
-        <w:tc>
-          <w:tcPr>
-            <w:tcW w:w="1181" w:type="dxa"/>
-            <w:tcBorders>
-              <w:top w:val="none" w:sz="0" w:space="0" w:color="000000"/>
-              <w:left w:val="none" w:sz="0" w:space="0" w:color="000000"/>
-              <w:bottom w:val="none" w:sz="0" w:space="0" w:color="000000"/>
-              <w:right w:val="none" w:sz="0" w:space="0" w:color="000000"/>
-            </w:tcBorders>
-            <w:shd w:val="clear" w:color="auto" w:fill="FFFFFF"/>
-            <w:tcMar>
-              <w:top w:w="0" w:type="dxa"/>
-              <w:left w:w="0" w:type="dxa"/>
-              <w:bottom w:w="0" w:type="dxa"/>
-              <w:right w:w="0" w:type="dxa"/>
-            </w:tcMar>
-          </w:tcPr>
-          <w:p>
-            <w:pPr>
-              <w:pBdr>
-                <w:top w:val="none" w:sz="0" w:space="0" w:color="000000"/>
-                <w:left w:val="none" w:sz="0" w:space="0" w:color="000000"/>
-                <w:bottom w:val="none" w:sz="0" w:space="0" w:color="000000"/>
-                <w:right w:val="none" w:sz="0" w:space="0" w:color="000000"/>
-              </w:pBdr>
-              <w:ind w:left="100" w:right="100"/>
-              <w:jc w:val="center"/>
-              <w:rPr>
-                <w:rFonts w:ascii="Arial" w:eastAsia="Arial" w:hAnsi="Arial" w:cs="Arial"/>
-                <w:color w:val="000000"/>
-                <w:sz w:val="20"/>
-                <w:szCs w:val="20"/>
-              </w:rPr>
-            </w:pPr>
-          </w:p>
-        </w:tc>
-      </w:tr>
-      <w:tr>
-        <w:trPr>
-          <w:jc w:val="center"/>
-        </w:trPr>
-        <w:tc>
-          <w:tcPr>
-            <w:tcW w:w="3345" w:type="dxa"/>
             <w:tcBorders>
               <w:top w:val="none" w:sz="0" w:space="0" w:color="000000"/>
               <w:left w:val="none" w:sz="0" w:space="0" w:color="000000"/>
@@ -11863,28 +11942,29 @@
                 <w:bottom w:val="none" w:sz="0" w:space="0" w:color="000000"/>
                 <w:right w:val="none" w:sz="0" w:space="0" w:color="000000"/>
               </w:pBdr>
-              <w:ind w:left="300" w:right="100"/>
-              <w:rPr>
-                <w:rFonts w:ascii="Arial" w:eastAsia="Arial" w:hAnsi="Arial" w:cs="Arial"/>
-                <w:color w:val="000000"/>
-                <w:sz w:val="20"/>
-                <w:szCs w:val="20"/>
-              </w:rPr>
-            </w:pPr>
-            <w:r>
-              <w:rPr>
-                <w:rFonts w:ascii="Arial" w:eastAsia="Arial" w:hAnsi="Arial" w:cs="Arial"/>
-                <w:color w:val="000000"/>
-                <w:sz w:val="20"/>
-                <w:szCs w:val="20"/>
-              </w:rPr>
-              <w:t>Others</w:t>
-            </w:r>
-          </w:p>
-        </w:tc>
-        <w:tc>
-          <w:tcPr>
-            <w:tcW w:w="1596" w:type="dxa"/>
+              <w:ind w:left="100" w:right="100"/>
+              <w:jc w:val="center"/>
+              <w:rPr>
+                <w:rFonts w:ascii="Arial" w:eastAsia="Arial" w:hAnsi="Arial" w:cs="Arial"/>
+                <w:color w:val="000000"/>
+                <w:sz w:val="18"/>
+                <w:szCs w:val="18"/>
+              </w:rPr>
+            </w:pPr>
+            <w:r>
+              <w:rPr>
+                <w:rFonts w:ascii="Arial" w:eastAsia="Arial" w:hAnsi="Arial" w:cs="Arial"/>
+                <w:color w:val="000000"/>
+                <w:sz w:val="18"/>
+                <w:szCs w:val="18"/>
+              </w:rPr>
+              <w:t>14 (19%)</w:t>
+            </w:r>
+          </w:p>
+        </w:tc>
+        <w:tc>
+          <w:tcPr>
+            <w:tcW w:w="1926" w:type="dxa"/>
             <w:tcBorders>
               <w:top w:val="none" w:sz="0" w:space="0" w:color="000000"/>
               <w:left w:val="none" w:sz="0" w:space="0" w:color="000000"/>
@@ -11912,24 +11992,24 @@
               <w:rPr>
                 <w:rFonts w:ascii="Arial" w:eastAsia="Arial" w:hAnsi="Arial" w:cs="Arial"/>
                 <w:color w:val="000000"/>
-                <w:sz w:val="20"/>
-                <w:szCs w:val="20"/>
-              </w:rPr>
-            </w:pPr>
-            <w:r>
-              <w:rPr>
-                <w:rFonts w:ascii="Arial" w:eastAsia="Arial" w:hAnsi="Arial" w:cs="Arial"/>
-                <w:color w:val="000000"/>
-                <w:sz w:val="20"/>
-                <w:szCs w:val="20"/>
-              </w:rPr>
-              <w:t>16 (19%)</w:t>
-            </w:r>
-          </w:p>
-        </w:tc>
-        <w:tc>
-          <w:tcPr>
-            <w:tcW w:w="1926" w:type="dxa"/>
+                <w:sz w:val="18"/>
+                <w:szCs w:val="18"/>
+              </w:rPr>
+            </w:pPr>
+            <w:r>
+              <w:rPr>
+                <w:rFonts w:ascii="Arial" w:eastAsia="Arial" w:hAnsi="Arial" w:cs="Arial"/>
+                <w:color w:val="000000"/>
+                <w:sz w:val="18"/>
+                <w:szCs w:val="18"/>
+              </w:rPr>
+              <w:t>9 (8.6%)</w:t>
+            </w:r>
+          </w:p>
+        </w:tc>
+        <w:tc>
+          <w:tcPr>
+            <w:tcW w:w="1181" w:type="dxa"/>
             <w:tcBorders>
               <w:top w:val="none" w:sz="0" w:space="0" w:color="000000"/>
               <w:left w:val="none" w:sz="0" w:space="0" w:color="000000"/>
@@ -11957,53 +12037,8 @@
               <w:rPr>
                 <w:rFonts w:ascii="Arial" w:eastAsia="Arial" w:hAnsi="Arial" w:cs="Arial"/>
                 <w:color w:val="000000"/>
-                <w:sz w:val="20"/>
-                <w:szCs w:val="20"/>
-              </w:rPr>
-            </w:pPr>
-            <w:r>
-              <w:rPr>
-                <w:rFonts w:ascii="Arial" w:eastAsia="Arial" w:hAnsi="Arial" w:cs="Arial"/>
-                <w:color w:val="000000"/>
-                <w:sz w:val="20"/>
-                <w:szCs w:val="20"/>
-              </w:rPr>
-              <w:t>14 (11%)</w:t>
-            </w:r>
-          </w:p>
-        </w:tc>
-        <w:tc>
-          <w:tcPr>
-            <w:tcW w:w="1181" w:type="dxa"/>
-            <w:tcBorders>
-              <w:top w:val="none" w:sz="0" w:space="0" w:color="000000"/>
-              <w:left w:val="none" w:sz="0" w:space="0" w:color="000000"/>
-              <w:bottom w:val="single" w:sz="8" w:space="0" w:color="000000"/>
-              <w:right w:val="none" w:sz="0" w:space="0" w:color="000000"/>
-            </w:tcBorders>
-            <w:shd w:val="clear" w:color="auto" w:fill="FFFFFF"/>
-            <w:tcMar>
-              <w:top w:w="0" w:type="dxa"/>
-              <w:left w:w="0" w:type="dxa"/>
-              <w:bottom w:w="0" w:type="dxa"/>
-              <w:right w:w="0" w:type="dxa"/>
-            </w:tcMar>
-          </w:tcPr>
-          <w:p>
-            <w:pPr>
-              <w:pBdr>
-                <w:top w:val="none" w:sz="0" w:space="0" w:color="000000"/>
-                <w:left w:val="none" w:sz="0" w:space="0" w:color="000000"/>
-                <w:bottom w:val="none" w:sz="0" w:space="0" w:color="000000"/>
-                <w:right w:val="none" w:sz="0" w:space="0" w:color="000000"/>
-              </w:pBdr>
-              <w:ind w:left="100" w:right="100"/>
-              <w:jc w:val="center"/>
-              <w:rPr>
-                <w:rFonts w:ascii="Arial" w:eastAsia="Arial" w:hAnsi="Arial" w:cs="Arial"/>
-                <w:color w:val="000000"/>
-                <w:sz w:val="20"/>
-                <w:szCs w:val="20"/>
+                <w:sz w:val="18"/>
+                <w:szCs w:val="18"/>
               </w:rPr>
             </w:pPr>
           </w:p>
@@ -13586,7 +13621,7 @@
                 <w:sz w:val="20"/>
                 <w:szCs w:val="20"/>
               </w:rPr>
-              <w:t>1.56</w:t>
+              <w:t>1.49</w:t>
             </w:r>
           </w:p>
         </w:tc>
@@ -13629,7 +13664,7 @@
                 <w:sz w:val="20"/>
                 <w:szCs w:val="20"/>
               </w:rPr>
-              <w:t>0.38, 7.85</w:t>
+              <w:t>0.36, 7.51</w:t>
             </w:r>
           </w:p>
         </w:tc>
@@ -13673,7 +13708,7 @@
                 <w:sz w:val="20"/>
                 <w:szCs w:val="20"/>
               </w:rPr>
-              <w:t>0.550</w:t>
+              <w:t>0.596</w:t>
             </w:r>
           </w:p>
         </w:tc>
@@ -13718,7 +13753,7 @@
                 <w:sz w:val="20"/>
                 <w:szCs w:val="20"/>
               </w:rPr>
-              <w:t>2.33</w:t>
+              <w:t>1.69</w:t>
             </w:r>
           </w:p>
         </w:tc>
@@ -13763,7 +13798,7 @@
                 <w:sz w:val="20"/>
                 <w:szCs w:val="20"/>
               </w:rPr>
-              <w:t>0.31, 22.2</w:t>
+              <w:t>0.22, 16.3</w:t>
             </w:r>
           </w:p>
         </w:tc>
@@ -13809,7 +13844,7 @@
                 <w:sz w:val="20"/>
                 <w:szCs w:val="20"/>
               </w:rPr>
-              <w:t>0.435</w:t>
+              <w:t>0.631</w:t>
             </w:r>
           </w:p>
         </w:tc>
@@ -13902,7 +13937,7 @@
                 <w:sz w:val="20"/>
                 <w:szCs w:val="20"/>
               </w:rPr>
-              <w:t>4.44</w:t>
+              <w:t>4.86</w:t>
             </w:r>
           </w:p>
         </w:tc>
@@ -13945,7 +13980,7 @@
                 <w:sz w:val="20"/>
                 <w:szCs w:val="20"/>
               </w:rPr>
-              <w:t>1.09, 22.3</w:t>
+              <w:t>1.17, 24.8</w:t>
             </w:r>
           </w:p>
         </w:tc>
@@ -13989,7 +14024,7 @@
                 <w:sz w:val="20"/>
                 <w:szCs w:val="20"/>
               </w:rPr>
-              <w:t>0.045</w:t>
+              <w:t>0.036</w:t>
             </w:r>
           </w:p>
         </w:tc>
@@ -14034,7 +14069,7 @@
                 <w:sz w:val="20"/>
                 <w:szCs w:val="20"/>
               </w:rPr>
-              <w:t>8.03</w:t>
+              <w:t>7.18</w:t>
             </w:r>
           </w:p>
         </w:tc>
@@ -14079,7 +14114,7 @@
                 <w:sz w:val="20"/>
                 <w:szCs w:val="20"/>
               </w:rPr>
-              <w:t>1.04, 81.9</w:t>
+              <w:t>0.86, 75.8</w:t>
             </w:r>
           </w:p>
         </w:tc>
@@ -14125,7 +14160,7 @@
                 <w:sz w:val="20"/>
                 <w:szCs w:val="20"/>
               </w:rPr>
-              <w:t>0.060</w:t>
+              <w:t>0.083</w:t>
             </w:r>
           </w:p>
         </w:tc>
@@ -14218,7 +14253,7 @@
                 <w:sz w:val="20"/>
                 <w:szCs w:val="20"/>
               </w:rPr>
-              <w:t>6.22</w:t>
+              <w:t>6.29</w:t>
             </w:r>
           </w:p>
         </w:tc>
@@ -14261,7 +14296,7 @@
                 <w:sz w:val="20"/>
                 <w:szCs w:val="20"/>
               </w:rPr>
-              <w:t>1.36, 34.7</w:t>
+              <w:t>1.31, 36.7</w:t>
             </w:r>
           </w:p>
         </w:tc>
@@ -14305,7 +14340,7 @@
                 <w:sz w:val="20"/>
                 <w:szCs w:val="20"/>
               </w:rPr>
-              <w:t>0.023</w:t>
+              <w:t>0.027</w:t>
             </w:r>
           </w:p>
         </w:tc>
@@ -14350,7 +14385,7 @@
                 <w:sz w:val="20"/>
                 <w:szCs w:val="20"/>
               </w:rPr>
-              <w:t>10.8</w:t>
+              <w:t>8.08</w:t>
             </w:r>
           </w:p>
         </w:tc>
@@ -14395,7 +14430,7 @@
                 <w:sz w:val="20"/>
                 <w:szCs w:val="20"/>
               </w:rPr>
-              <w:t>1.28, 119</w:t>
+              <w:t>0.76, 108</w:t>
             </w:r>
           </w:p>
         </w:tc>
@@ -14438,12 +14473,11 @@
             <w:r>
               <w:rPr>
                 <w:rFonts w:ascii="Arial" w:eastAsia="Arial" w:hAnsi="Arial" w:cs="Arial"/>
-                <w:b/>
-                <w:color w:val="000000"/>
-                <w:sz w:val="20"/>
-                <w:szCs w:val="20"/>
-              </w:rPr>
-              <w:t>0.039</w:t>
+                <w:color w:val="000000"/>
+                <w:sz w:val="20"/>
+                <w:szCs w:val="20"/>
+              </w:rPr>
+              <w:t>0.096</w:t>
             </w:r>
           </w:p>
         </w:tc>
@@ -15066,7 +15100,7 @@
                 <w:sz w:val="20"/>
                 <w:szCs w:val="20"/>
               </w:rPr>
-              <w:t>0.75</w:t>
+              <w:t>0.79</w:t>
             </w:r>
           </w:p>
         </w:tc>
@@ -15105,7 +15139,7 @@
                 <w:sz w:val="20"/>
                 <w:szCs w:val="20"/>
               </w:rPr>
-              <w:t>0.15, 3.20</w:t>
+              <w:t>0.10, 4.54</w:t>
             </w:r>
           </w:p>
         </w:tc>
@@ -15147,7 +15181,7 @@
                 <w:sz w:val="20"/>
                 <w:szCs w:val="20"/>
               </w:rPr>
-              <w:t>0.706</w:t>
+              <w:t>0.802</w:t>
             </w:r>
           </w:p>
         </w:tc>
@@ -15190,7 +15224,7 @@
                 <w:sz w:val="20"/>
                 <w:szCs w:val="20"/>
               </w:rPr>
-              <w:t>1.12</w:t>
+              <w:t>2.64</w:t>
             </w:r>
           </w:p>
         </w:tc>
@@ -15233,7 +15267,7 @@
                 <w:sz w:val="20"/>
                 <w:szCs w:val="20"/>
               </w:rPr>
-              <w:t>0.15, 8.15</w:t>
+              <w:t>0.19, 30.8</w:t>
             </w:r>
           </w:p>
         </w:tc>
@@ -15276,7 +15310,7 @@
                 <w:sz w:val="20"/>
                 <w:szCs w:val="20"/>
               </w:rPr>
-              <w:t>0.910</w:t>
+              <w:t>0.446</w:t>
             </w:r>
           </w:p>
         </w:tc>
@@ -15364,7 +15398,7 @@
                 <w:sz w:val="20"/>
                 <w:szCs w:val="20"/>
               </w:rPr>
-              <w:t>0.64</w:t>
+              <w:t>0.55</w:t>
             </w:r>
           </w:p>
         </w:tc>
@@ -15403,7 +15437,7 @@
                 <w:sz w:val="20"/>
                 <w:szCs w:val="20"/>
               </w:rPr>
-              <w:t>0.13, 2.64</w:t>
+              <w:t>0.07, 3.05</w:t>
             </w:r>
           </w:p>
         </w:tc>
@@ -15445,7 +15479,7 @@
                 <w:sz w:val="20"/>
                 <w:szCs w:val="20"/>
               </w:rPr>
-              <w:t>0.549</w:t>
+              <w:t>0.510</w:t>
             </w:r>
           </w:p>
         </w:tc>
@@ -15488,7 +15522,7 @@
                 <w:sz w:val="20"/>
                 <w:szCs w:val="20"/>
               </w:rPr>
-              <w:t>1.10</w:t>
+              <w:t>1.39</w:t>
             </w:r>
           </w:p>
         </w:tc>
@@ -15531,7 +15565,7 @@
                 <w:sz w:val="20"/>
                 <w:szCs w:val="20"/>
               </w:rPr>
-              <w:t>0.15, 7.89</w:t>
+              <w:t>0.10, 16.0</w:t>
             </w:r>
           </w:p>
         </w:tc>
@@ -15574,7 +15608,7 @@
                 <w:sz w:val="20"/>
                 <w:szCs w:val="20"/>
               </w:rPr>
-              <w:t>0.922</w:t>
+              <w:t>0.796</w:t>
             </w:r>
           </w:p>
         </w:tc>
@@ -15662,7 +15696,7 @@
                 <w:sz w:val="20"/>
                 <w:szCs w:val="20"/>
               </w:rPr>
-              <w:t>0.86</w:t>
+              <w:t>0.83</w:t>
             </w:r>
           </w:p>
         </w:tc>
@@ -15701,7 +15735,7 @@
                 <w:sz w:val="20"/>
                 <w:szCs w:val="20"/>
               </w:rPr>
-              <w:t>0.17, 3.70</w:t>
+              <w:t>0.11, 4.82</w:t>
             </w:r>
           </w:p>
         </w:tc>
@@ -15743,7 +15777,7 @@
                 <w:sz w:val="20"/>
                 <w:szCs w:val="20"/>
               </w:rPr>
-              <w:t>0.845</w:t>
+              <w:t>0.844</w:t>
             </w:r>
           </w:p>
         </w:tc>
@@ -15786,7 +15820,7 @@
                 <w:sz w:val="20"/>
                 <w:szCs w:val="20"/>
               </w:rPr>
-              <w:t>1.13</w:t>
+              <w:t>2.00</w:t>
             </w:r>
           </w:p>
         </w:tc>
@@ -15829,7 +15863,7 @@
                 <w:sz w:val="20"/>
                 <w:szCs w:val="20"/>
               </w:rPr>
-              <w:t>0.14, 9.33</w:t>
+              <w:t>0.13, 26.8</w:t>
             </w:r>
           </w:p>
         </w:tc>
@@ -15872,7 +15906,7 @@
                 <w:sz w:val="20"/>
                 <w:szCs w:val="20"/>
               </w:rPr>
-              <w:t>0.909</w:t>
+              <w:t>0.605</w:t>
             </w:r>
           </w:p>
         </w:tc>
@@ -15960,7 +15994,7 @@
                 <w:sz w:val="20"/>
                 <w:szCs w:val="20"/>
               </w:rPr>
-              <w:t>0.80</w:t>
+              <w:t>0.78</w:t>
             </w:r>
           </w:p>
         </w:tc>
@@ -15999,7 +16033,7 @@
                 <w:sz w:val="20"/>
                 <w:szCs w:val="20"/>
               </w:rPr>
-              <w:t>0.14, 3.80</w:t>
+              <w:t>0.09, 4.90</w:t>
             </w:r>
           </w:p>
         </w:tc>
@@ -16041,7 +16075,7 @@
                 <w:sz w:val="20"/>
                 <w:szCs w:val="20"/>
               </w:rPr>
-              <w:t>0.784</w:t>
+              <w:t>0.795</w:t>
             </w:r>
           </w:p>
         </w:tc>
@@ -16084,7 +16118,7 @@
                 <w:sz w:val="20"/>
                 <w:szCs w:val="20"/>
               </w:rPr>
-              <w:t>0.60</w:t>
+              <w:t>0.65</w:t>
             </w:r>
           </w:p>
         </w:tc>
@@ -16127,7 +16161,7 @@
                 <w:sz w:val="20"/>
                 <w:szCs w:val="20"/>
               </w:rPr>
-              <w:t>0.06, 5.75</w:t>
+              <w:t>0.03, 10.6</w:t>
             </w:r>
           </w:p>
         </w:tc>
@@ -16170,7 +16204,7 @@
                 <w:sz w:val="20"/>
                 <w:szCs w:val="20"/>
               </w:rPr>
-              <w:t>0.661</w:t>
+              <w:t>0.769</w:t>
             </w:r>
           </w:p>
         </w:tc>
@@ -16260,7 +16294,7 @@
                 <w:sz w:val="20"/>
                 <w:szCs w:val="20"/>
               </w:rPr>
-              <w:t>0.50</w:t>
+              <w:t>1.50</w:t>
             </w:r>
           </w:p>
         </w:tc>
@@ -16302,7 +16336,7 @@
                 <w:sz w:val="20"/>
                 <w:szCs w:val="20"/>
               </w:rPr>
-              <w:t>0.05, 4.21</w:t>
+              <w:t>0.09, 42.1</w:t>
             </w:r>
           </w:p>
         </w:tc>
@@ -16345,7 +16379,7 @@
                 <w:sz w:val="20"/>
                 <w:szCs w:val="20"/>
               </w:rPr>
-              <w:t>0.521</w:t>
+              <w:t>0.779</w:t>
             </w:r>
           </w:p>
         </w:tc>
@@ -16389,7 +16423,7 @@
                 <w:sz w:val="20"/>
                 <w:szCs w:val="20"/>
               </w:rPr>
-              <w:t>0.23</w:t>
+              <w:t>3.07</w:t>
             </w:r>
           </w:p>
         </w:tc>
@@ -16433,7 +16467,7 @@
                 <w:sz w:val="20"/>
                 <w:szCs w:val="20"/>
               </w:rPr>
-              <w:t>0.01, 4.98</w:t>
+              <w:t>0.05, 272</w:t>
             </w:r>
           </w:p>
         </w:tc>
@@ -16477,7 +16511,7 @@
                 <w:sz w:val="20"/>
                 <w:szCs w:val="20"/>
               </w:rPr>
-              <w:t>0.343</w:t>
+              <w:t>0.606</w:t>
             </w:r>
           </w:p>
         </w:tc>
@@ -17132,7 +17166,7 @@
                 <w:sz w:val="20"/>
                 <w:szCs w:val="20"/>
               </w:rPr>
-              <w:t>1.02</w:t>
+              <w:t>0.89</w:t>
             </w:r>
           </w:p>
         </w:tc>
@@ -17175,7 +17209,7 @@
                 <w:sz w:val="20"/>
                 <w:szCs w:val="20"/>
               </w:rPr>
-              <w:t>0.52, 1.98</w:t>
+              <w:t>0.44, 1.78</w:t>
             </w:r>
           </w:p>
         </w:tc>
@@ -17219,7 +17253,7 @@
                 <w:sz w:val="20"/>
                 <w:szCs w:val="20"/>
               </w:rPr>
-              <w:t>0.946</w:t>
+              <w:t>0.751</w:t>
             </w:r>
           </w:p>
         </w:tc>
@@ -17264,7 +17298,7 @@
                 <w:sz w:val="20"/>
                 <w:szCs w:val="20"/>
               </w:rPr>
-              <w:t>1.08</w:t>
+              <w:t>1.00</w:t>
             </w:r>
           </w:p>
         </w:tc>
@@ -17309,7 +17343,7 @@
                 <w:sz w:val="20"/>
                 <w:szCs w:val="20"/>
               </w:rPr>
-              <w:t>0.40, 2.95</w:t>
+              <w:t>0.31, 3.25</w:t>
             </w:r>
           </w:p>
         </w:tc>
@@ -17355,7 +17389,7 @@
                 <w:sz w:val="20"/>
                 <w:szCs w:val="20"/>
               </w:rPr>
-              <w:t>0.881</w:t>
+              <w:t>&gt;0.999</w:t>
             </w:r>
           </w:p>
         </w:tc>
@@ -17980,7 +18014,7 @@
                 <w:sz w:val="20"/>
                 <w:szCs w:val="20"/>
               </w:rPr>
-              <w:t>1.25</w:t>
+              <w:t>1.26</w:t>
             </w:r>
           </w:p>
         </w:tc>
@@ -18022,7 +18056,7 @@
                 <w:sz w:val="20"/>
                 <w:szCs w:val="20"/>
               </w:rPr>
-              <w:t>0.71, 2.20</w:t>
+              <w:t>0.69, 2.30</w:t>
             </w:r>
           </w:p>
         </w:tc>
@@ -18065,7 +18099,7 @@
                 <w:sz w:val="20"/>
                 <w:szCs w:val="20"/>
               </w:rPr>
-              <w:t>0.433</w:t>
+              <w:t>0.457</w:t>
             </w:r>
           </w:p>
         </w:tc>
@@ -18109,7 +18143,7 @@
                 <w:sz w:val="20"/>
                 <w:szCs w:val="20"/>
               </w:rPr>
-              <w:t>1.76</w:t>
+              <w:t>2.32</w:t>
             </w:r>
           </w:p>
         </w:tc>
@@ -18153,7 +18187,7 @@
                 <w:sz w:val="20"/>
                 <w:szCs w:val="20"/>
               </w:rPr>
-              <w:t>0.66, 4.82</w:t>
+              <w:t>0.74, 7.69</w:t>
             </w:r>
           </w:p>
         </w:tc>
@@ -18197,7 +18231,7 @@
                 <w:sz w:val="20"/>
                 <w:szCs w:val="20"/>
               </w:rPr>
-              <w:t>0.259</w:t>
+              <w:t>0.155</w:t>
             </w:r>
           </w:p>
         </w:tc>
@@ -18852,7 +18886,7 @@
                 <w:sz w:val="20"/>
                 <w:szCs w:val="20"/>
               </w:rPr>
-              <w:t>1.02</w:t>
+              <w:t>0.96</w:t>
             </w:r>
           </w:p>
         </w:tc>
@@ -18895,7 +18929,7 @@
                 <w:sz w:val="20"/>
                 <w:szCs w:val="20"/>
               </w:rPr>
-              <w:t>0.55, 1.89</w:t>
+              <w:t>0.50, 1.85</w:t>
             </w:r>
           </w:p>
         </w:tc>
@@ -18939,7 +18973,7 @@
                 <w:sz w:val="20"/>
                 <w:szCs w:val="20"/>
               </w:rPr>
-              <w:t>0.943</w:t>
+              <w:t>0.913</w:t>
             </w:r>
           </w:p>
         </w:tc>
@@ -18984,7 +19018,7 @@
                 <w:sz w:val="20"/>
                 <w:szCs w:val="20"/>
               </w:rPr>
-              <w:t>0.65</w:t>
+              <w:t>0.47</w:t>
             </w:r>
           </w:p>
         </w:tc>
@@ -19029,7 +19063,7 @@
                 <w:sz w:val="20"/>
                 <w:szCs w:val="20"/>
               </w:rPr>
-              <w:t>0.25, 1.63</w:t>
+              <w:t>0.15, 1.39</w:t>
             </w:r>
           </w:p>
         </w:tc>
@@ -19075,7 +19109,7 @@
                 <w:sz w:val="20"/>
                 <w:szCs w:val="20"/>
               </w:rPr>
-              <w:t>0.360</w:t>
+              <w:t>0.178</w:t>
             </w:r>
           </w:p>
         </w:tc>
@@ -19700,7 +19734,7 @@
                 <w:sz w:val="20"/>
                 <w:szCs w:val="20"/>
               </w:rPr>
-              <w:t>0.57</w:t>
+              <w:t>0.59</w:t>
             </w:r>
           </w:p>
         </w:tc>
@@ -19742,7 +19776,7 @@
                 <w:sz w:val="20"/>
                 <w:szCs w:val="20"/>
               </w:rPr>
-              <w:t>0.21, 1.56</w:t>
+              <w:t>0.21, 1.61</w:t>
             </w:r>
           </w:p>
         </w:tc>
@@ -19785,7 +19819,7 @@
                 <w:sz w:val="20"/>
                 <w:szCs w:val="20"/>
               </w:rPr>
-              <w:t>0.272</w:t>
+              <w:t>0.297</w:t>
             </w:r>
           </w:p>
         </w:tc>
@@ -19829,7 +19863,7 @@
                 <w:sz w:val="20"/>
                 <w:szCs w:val="20"/>
               </w:rPr>
-              <w:t>0.48</w:t>
+              <w:t>0.40</w:t>
             </w:r>
           </w:p>
         </w:tc>
@@ -19873,7 +19907,7 @@
                 <w:sz w:val="20"/>
                 <w:szCs w:val="20"/>
               </w:rPr>
-              <w:t>0.10, 2.13</w:t>
+              <w:t>0.07, 2.01</w:t>
             </w:r>
           </w:p>
         </w:tc>
@@ -19917,7 +19951,7 @@
                 <w:sz w:val="20"/>
                 <w:szCs w:val="20"/>
               </w:rPr>
-              <w:t>0.346</w:t>
+              <w:t>0.279</w:t>
             </w:r>
           </w:p>
         </w:tc>
@@ -20542,7 +20576,7 @@
                 <w:sz w:val="20"/>
                 <w:szCs w:val="20"/>
               </w:rPr>
-              <w:t>0.83</w:t>
+              <w:t>0.89</w:t>
             </w:r>
           </w:p>
         </w:tc>
@@ -20584,7 +20618,7 @@
                 <w:sz w:val="20"/>
                 <w:szCs w:val="20"/>
               </w:rPr>
-              <w:t>0.46, 1.48</w:t>
+              <w:t>0.48, 1.66</w:t>
             </w:r>
           </w:p>
         </w:tc>
@@ -20627,7 +20661,7 @@
                 <w:sz w:val="20"/>
                 <w:szCs w:val="20"/>
               </w:rPr>
-              <w:t>0.518</w:t>
+              <w:t>0.711</w:t>
             </w:r>
           </w:p>
         </w:tc>
@@ -20671,7 +20705,7 @@
                 <w:sz w:val="20"/>
                 <w:szCs w:val="20"/>
               </w:rPr>
-              <w:t>0.51</w:t>
+              <w:t>0.58</w:t>
             </w:r>
           </w:p>
         </w:tc>
@@ -20715,7 +20749,7 @@
                 <w:sz w:val="20"/>
                 <w:szCs w:val="20"/>
               </w:rPr>
-              <w:t>0.21, 1.19</w:t>
+              <w:t>0.20, 1.60</w:t>
             </w:r>
           </w:p>
         </w:tc>
@@ -20759,7 +20793,7 @@
                 <w:sz w:val="20"/>
                 <w:szCs w:val="20"/>
               </w:rPr>
-              <w:t>0.126</w:t>
+              <w:t>0.299</w:t>
             </w:r>
           </w:p>
         </w:tc>
@@ -21414,7 +21448,7 @@
                 <w:sz w:val="20"/>
                 <w:szCs w:val="20"/>
               </w:rPr>
-              <w:t>27.3</w:t>
+              <w:t>39.8</w:t>
             </w:r>
           </w:p>
         </w:tc>
@@ -21457,7 +21491,7 @@
                 <w:sz w:val="20"/>
                 <w:szCs w:val="20"/>
               </w:rPr>
-              <w:t>12.2, 70.4</w:t>
+              <w:t>16.4, 114</w:t>
             </w:r>
           </w:p>
         </w:tc>
@@ -21546,7 +21580,7 @@
                 <w:sz w:val="20"/>
                 <w:szCs w:val="20"/>
               </w:rPr>
-              <w:t>40.8</w:t>
+              <w:t>60.9</w:t>
             </w:r>
           </w:p>
         </w:tc>
@@ -21591,7 +21625,7 @@
                 <w:sz w:val="20"/>
                 <w:szCs w:val="20"/>
               </w:rPr>
-              <w:t>15.7, 130</w:t>
+              <w:t>20.8, 227</w:t>
             </w:r>
           </w:p>
         </w:tc>
@@ -22418,6 +22452,7 @@
   <w:style w:type="character" w:default="1" w:styleId="DefaultParagraphFont">
     <w:name w:val="Default Paragraph Font"/>
     <w:uiPriority w:val="1"/>
+    <w:semiHidden/>
     <w:unhideWhenUsed/>
   </w:style>
   <w:style w:type="table" w:default="1" w:styleId="TableNormal">
